--- a/NasGitConnector_說明書.docx
+++ b/NasGitConnector_說明書.docx
@@ -1506,6 +1506,60 @@
                 <w:bCs w:val="false"/>
               </w:rPr>
               <w:t xml:space="preserve">顯示倉庫路徑、policy、hook 是否已套用、群組權限等細節。</w:t>
+            </w:r>
+          </w:p>
+        </w:tc>
+      </w:tr>
+      <w:tr>
+        <w:tc>
+          <w:tcPr>
+            <w:tcW w:type="dxa" w:w="0"/>
+            <w:tcBorders>
+              <w:top w:val="single" w:color="CCCCCC" w:sz="1"/>
+              <w:left w:val="single" w:color="CCCCCC" w:sz="1"/>
+              <w:bottom w:val="single" w:color="CCCCCC" w:sz="1"/>
+              <w:right w:val="single" w:color="CCCCCC" w:sz="1"/>
+            </w:tcBorders>
+            <w:tcMar>
+              <w:top w:type="dxa" w:w="80"/>
+              <w:left w:type="dxa" w:w="120"/>
+              <w:bottom w:type="dxa" w:w="80"/>
+              <w:right w:type="dxa" w:w="120"/>
+            </w:tcMar>
+          </w:tcPr>
+          <w:p>
+            <w:r>
+              <w:rPr>
+                <w:b w:val="false"/>
+                <w:bCs w:val="false"/>
+              </w:rPr>
+              <w:t xml:space="preserve">檔案列表…</w:t>
+            </w:r>
+          </w:p>
+        </w:tc>
+        <w:tc>
+          <w:tcPr>
+            <w:tcW w:type="dxa" w:w="0"/>
+            <w:tcBorders>
+              <w:top w:val="single" w:color="CCCCCC" w:sz="1"/>
+              <w:left w:val="single" w:color="CCCCCC" w:sz="1"/>
+              <w:bottom w:val="single" w:color="CCCCCC" w:sz="1"/>
+              <w:right w:val="single" w:color="CCCCCC" w:sz="1"/>
+            </w:tcBorders>
+            <w:tcMar>
+              <w:top w:type="dxa" w:w="80"/>
+              <w:left w:type="dxa" w:w="120"/>
+              <w:bottom w:type="dxa" w:w="80"/>
+              <w:right w:type="dxa" w:w="120"/>
+            </w:tcMar>
+          </w:tcPr>
+          <w:p>
+            <w:r>
+              <w:rPr>
+                <w:b w:val="false"/>
+                <w:bCs w:val="false"/>
+              </w:rPr>
+              <w:t xml:space="preserve">不用 clone，直接列出此庫在預設分支（HEAD）下的所有檔案路徑與大小，並顯示檔案總數。</w:t>
             </w:r>
           </w:p>
         </w:tc>

--- a/NasGitConnector_說明書.docx
+++ b/NasGitConnector_說明書.docx
@@ -292,7 +292,7 @@
                 <w:b w:val="false"/>
                 <w:bCs w:val="false"/>
               </w:rPr>
-              <w:t xml:space="preserve">列出 NAS 上所有倉庫，檢視／設定每庫 CI 政策，查看明細，取得 Clone URL，clone 到本地，封存或刪除倉庫。</w:t>
+              <w:t xml:space="preserve">列出 NAS 上所有倉庫（可依名稱／大小／最近活動排序），檢視／設定每庫 CI 政策，查看明細、瀏覽檔案與內容預覽（含 Markdown 渲染、blame）、Commit Log、已合併分支、Diff 比較、GC 維護、Tag/Release、跨庫搜尋、活動總覽、SSH 金鑰管理，取得 Clone URL，clone 到本地，重新命名、封存或刪除倉庫。</w:t>
             </w:r>
           </w:p>
         </w:tc>
@@ -1198,7 +1198,7 @@
         <w:spacing w:after="60"/>
       </w:pPr>
       <w:r>
-        <w:t xml:space="preserve">清單可用篩選欄位縮小範圍，也可多選（用於批次設定 CI）。</w:t>
+        <w:t xml:space="preserve">清單可用篩選欄位縮小範圍，也可多選（用於批次設定 CI）；右側「排序」下拉可切換依名稱／大小（大到小）／最近活動排序。</w:t>
       </w:r>
     </w:p>
     <w:p>
@@ -1641,6 +1641,330 @@
                 <w:b w:val="false"/>
                 <w:bCs w:val="false"/>
               </w:rPr>
+              <w:t xml:space="preserve">重新命名…</w:t>
+            </w:r>
+          </w:p>
+        </w:tc>
+        <w:tc>
+          <w:tcPr>
+            <w:tcW w:type="dxa" w:w="0"/>
+            <w:tcBorders>
+              <w:top w:val="single" w:color="CCCCCC" w:sz="1"/>
+              <w:left w:val="single" w:color="CCCCCC" w:sz="1"/>
+              <w:bottom w:val="single" w:color="CCCCCC" w:sz="1"/>
+              <w:right w:val="single" w:color="CCCCCC" w:sz="1"/>
+            </w:tcBorders>
+            <w:tcMar>
+              <w:top w:type="dxa" w:w="80"/>
+              <w:left w:type="dxa" w:w="120"/>
+              <w:bottom w:type="dxa" w:w="80"/>
+              <w:right w:type="dxa" w:w="120"/>
+            </w:tcMar>
+          </w:tcPr>
+          <w:p>
+            <w:r>
+              <w:rPr>
+                <w:b w:val="false"/>
+                <w:bCs w:val="false"/>
+              </w:rPr>
+              <w:t xml:space="preserve">真正重新命名這個倉庫（含同步改 ci_policies/&lt;repo&gt;.policy 檔名），不是封存再重建。</w:t>
+            </w:r>
+          </w:p>
+        </w:tc>
+      </w:tr>
+      <w:tr>
+        <w:tc>
+          <w:tcPr>
+            <w:tcW w:type="dxa" w:w="0"/>
+            <w:tcBorders>
+              <w:top w:val="single" w:color="CCCCCC" w:sz="1"/>
+              <w:left w:val="single" w:color="CCCCCC" w:sz="1"/>
+              <w:bottom w:val="single" w:color="CCCCCC" w:sz="1"/>
+              <w:right w:val="single" w:color="CCCCCC" w:sz="1"/>
+            </w:tcBorders>
+            <w:tcMar>
+              <w:top w:type="dxa" w:w="80"/>
+              <w:left w:type="dxa" w:w="120"/>
+              <w:bottom w:type="dxa" w:w="80"/>
+              <w:right w:type="dxa" w:w="120"/>
+            </w:tcMar>
+          </w:tcPr>
+          <w:p>
+            <w:r>
+              <w:rPr>
+                <w:b w:val="false"/>
+                <w:bCs w:val="false"/>
+              </w:rPr>
+              <w:t xml:space="preserve">Commit Log…</w:t>
+            </w:r>
+          </w:p>
+        </w:tc>
+        <w:tc>
+          <w:tcPr>
+            <w:tcW w:type="dxa" w:w="0"/>
+            <w:tcBorders>
+              <w:top w:val="single" w:color="CCCCCC" w:sz="1"/>
+              <w:left w:val="single" w:color="CCCCCC" w:sz="1"/>
+              <w:bottom w:val="single" w:color="CCCCCC" w:sz="1"/>
+              <w:right w:val="single" w:color="CCCCCC" w:sz="1"/>
+            </w:tcBorders>
+            <w:tcMar>
+              <w:top w:type="dxa" w:w="80"/>
+              <w:left w:type="dxa" w:w="120"/>
+              <w:bottom w:type="dxa" w:w="80"/>
+              <w:right w:type="dxa" w:w="120"/>
+            </w:tcMar>
+          </w:tcPr>
+          <w:p>
+            <w:r>
+              <w:rPr>
+                <w:b w:val="false"/>
+                <w:bCs w:val="false"/>
+              </w:rPr>
+              <w:t xml:space="preserve">瀏覽此庫某分支的完整 commit 歷史（可選分支、可調筆數），不只顯示最後一筆。</w:t>
+            </w:r>
+          </w:p>
+        </w:tc>
+      </w:tr>
+      <w:tr>
+        <w:tc>
+          <w:tcPr>
+            <w:tcW w:type="dxa" w:w="0"/>
+            <w:tcBorders>
+              <w:top w:val="single" w:color="CCCCCC" w:sz="1"/>
+              <w:left w:val="single" w:color="CCCCCC" w:sz="1"/>
+              <w:bottom w:val="single" w:color="CCCCCC" w:sz="1"/>
+              <w:right w:val="single" w:color="CCCCCC" w:sz="1"/>
+            </w:tcBorders>
+            <w:tcMar>
+              <w:top w:type="dxa" w:w="80"/>
+              <w:left w:type="dxa" w:w="120"/>
+              <w:bottom w:type="dxa" w:w="80"/>
+              <w:right w:type="dxa" w:w="120"/>
+            </w:tcMar>
+          </w:tcPr>
+          <w:p>
+            <w:r>
+              <w:rPr>
+                <w:b w:val="false"/>
+                <w:bCs w:val="false"/>
+              </w:rPr>
+              <w:t xml:space="preserve">已合併分支…</w:t>
+            </w:r>
+          </w:p>
+        </w:tc>
+        <w:tc>
+          <w:tcPr>
+            <w:tcW w:type="dxa" w:w="0"/>
+            <w:tcBorders>
+              <w:top w:val="single" w:color="CCCCCC" w:sz="1"/>
+              <w:left w:val="single" w:color="CCCCCC" w:sz="1"/>
+              <w:bottom w:val="single" w:color="CCCCCC" w:sz="1"/>
+              <w:right w:val="single" w:color="CCCCCC" w:sz="1"/>
+            </w:tcBorders>
+            <w:tcMar>
+              <w:top w:type="dxa" w:w="80"/>
+              <w:left w:type="dxa" w:w="120"/>
+              <w:bottom w:type="dxa" w:w="80"/>
+              <w:right w:type="dxa" w:w="120"/>
+            </w:tcMar>
+          </w:tcPr>
+          <w:p>
+            <w:r>
+              <w:rPr>
+                <w:b w:val="false"/>
+                <w:bCs w:val="false"/>
+              </w:rPr>
+              <w:t xml:space="preserve">列出已完全合併進預設分支、可考慮清理的分支；僅列出，不會自動刪除。</w:t>
+            </w:r>
+          </w:p>
+        </w:tc>
+      </w:tr>
+      <w:tr>
+        <w:tc>
+          <w:tcPr>
+            <w:tcW w:type="dxa" w:w="0"/>
+            <w:tcBorders>
+              <w:top w:val="single" w:color="CCCCCC" w:sz="1"/>
+              <w:left w:val="single" w:color="CCCCCC" w:sz="1"/>
+              <w:bottom w:val="single" w:color="CCCCCC" w:sz="1"/>
+              <w:right w:val="single" w:color="CCCCCC" w:sz="1"/>
+            </w:tcBorders>
+            <w:tcMar>
+              <w:top w:type="dxa" w:w="80"/>
+              <w:left w:type="dxa" w:w="120"/>
+              <w:bottom w:type="dxa" w:w="80"/>
+              <w:right w:type="dxa" w:w="120"/>
+            </w:tcMar>
+          </w:tcPr>
+          <w:p>
+            <w:r>
+              <w:rPr>
+                <w:b w:val="false"/>
+                <w:bCs w:val="false"/>
+              </w:rPr>
+              <w:t xml:space="preserve">Diff 比較…</w:t>
+            </w:r>
+          </w:p>
+        </w:tc>
+        <w:tc>
+          <w:tcPr>
+            <w:tcW w:type="dxa" w:w="0"/>
+            <w:tcBorders>
+              <w:top w:val="single" w:color="CCCCCC" w:sz="1"/>
+              <w:left w:val="single" w:color="CCCCCC" w:sz="1"/>
+              <w:bottom w:val="single" w:color="CCCCCC" w:sz="1"/>
+              <w:right w:val="single" w:color="CCCCCC" w:sz="1"/>
+            </w:tcBorders>
+            <w:tcMar>
+              <w:top w:type="dxa" w:w="80"/>
+              <w:left w:type="dxa" w:w="120"/>
+              <w:bottom w:type="dxa" w:w="80"/>
+              <w:right w:type="dxa" w:w="120"/>
+            </w:tcMar>
+          </w:tcPr>
+          <w:p>
+            <w:r>
+              <w:rPr>
+                <w:b w:val="false"/>
+                <w:bCs w:val="false"/>
+              </w:rPr>
+              <w:t xml:space="preserve">比較此庫任兩個分支/commit 的差異，不用 clone；預設只顯示統計（--stat）。</w:t>
+            </w:r>
+          </w:p>
+        </w:tc>
+      </w:tr>
+      <w:tr>
+        <w:tc>
+          <w:tcPr>
+            <w:tcW w:type="dxa" w:w="0"/>
+            <w:tcBorders>
+              <w:top w:val="single" w:color="CCCCCC" w:sz="1"/>
+              <w:left w:val="single" w:color="CCCCCC" w:sz="1"/>
+              <w:bottom w:val="single" w:color="CCCCCC" w:sz="1"/>
+              <w:right w:val="single" w:color="CCCCCC" w:sz="1"/>
+            </w:tcBorders>
+            <w:tcMar>
+              <w:top w:type="dxa" w:w="80"/>
+              <w:left w:type="dxa" w:w="120"/>
+              <w:bottom w:type="dxa" w:w="80"/>
+              <w:right w:type="dxa" w:w="120"/>
+            </w:tcMar>
+          </w:tcPr>
+          <w:p>
+            <w:r>
+              <w:rPr>
+                <w:b w:val="false"/>
+                <w:bCs w:val="false"/>
+              </w:rPr>
+              <w:t xml:space="preserve">GC 維護…</w:t>
+            </w:r>
+          </w:p>
+        </w:tc>
+        <w:tc>
+          <w:tcPr>
+            <w:tcW w:type="dxa" w:w="0"/>
+            <w:tcBorders>
+              <w:top w:val="single" w:color="CCCCCC" w:sz="1"/>
+              <w:left w:val="single" w:color="CCCCCC" w:sz="1"/>
+              <w:bottom w:val="single" w:color="CCCCCC" w:sz="1"/>
+              <w:right w:val="single" w:color="CCCCCC" w:sz="1"/>
+            </w:tcBorders>
+            <w:tcMar>
+              <w:top w:type="dxa" w:w="80"/>
+              <w:left w:type="dxa" w:w="120"/>
+              <w:bottom w:type="dxa" w:w="80"/>
+              <w:right w:type="dxa" w:w="120"/>
+            </w:tcMar>
+          </w:tcPr>
+          <w:p>
+            <w:r>
+              <w:rPr>
+                <w:b w:val="false"/>
+                <w:bCs w:val="false"/>
+              </w:rPr>
+              <w:t xml:space="preserve">對選取的倉庫（可多選）執行 git gc，回收空間、整理 pack，回報前後容量。</w:t>
+            </w:r>
+          </w:p>
+        </w:tc>
+      </w:tr>
+      <w:tr>
+        <w:tc>
+          <w:tcPr>
+            <w:tcW w:type="dxa" w:w="0"/>
+            <w:tcBorders>
+              <w:top w:val="single" w:color="CCCCCC" w:sz="1"/>
+              <w:left w:val="single" w:color="CCCCCC" w:sz="1"/>
+              <w:bottom w:val="single" w:color="CCCCCC" w:sz="1"/>
+              <w:right w:val="single" w:color="CCCCCC" w:sz="1"/>
+            </w:tcBorders>
+            <w:tcMar>
+              <w:top w:type="dxa" w:w="80"/>
+              <w:left w:type="dxa" w:w="120"/>
+              <w:bottom w:type="dxa" w:w="80"/>
+              <w:right w:type="dxa" w:w="120"/>
+            </w:tcMar>
+          </w:tcPr>
+          <w:p>
+            <w:r>
+              <w:rPr>
+                <w:b w:val="false"/>
+                <w:bCs w:val="false"/>
+              </w:rPr>
+              <w:t xml:space="preserve">Tag / Release…</w:t>
+            </w:r>
+          </w:p>
+        </w:tc>
+        <w:tc>
+          <w:tcPr>
+            <w:tcW w:type="dxa" w:w="0"/>
+            <w:tcBorders>
+              <w:top w:val="single" w:color="CCCCCC" w:sz="1"/>
+              <w:left w:val="single" w:color="CCCCCC" w:sz="1"/>
+              <w:bottom w:val="single" w:color="CCCCCC" w:sz="1"/>
+              <w:right w:val="single" w:color="CCCCCC" w:sz="1"/>
+            </w:tcBorders>
+            <w:tcMar>
+              <w:top w:type="dxa" w:w="80"/>
+              <w:left w:type="dxa" w:w="120"/>
+              <w:bottom w:type="dxa" w:w="80"/>
+              <w:right w:type="dxa" w:w="120"/>
+            </w:tcMar>
+          </w:tcPr>
+          <w:p>
+            <w:r>
+              <w:rPr>
+                <w:b w:val="false"/>
+                <w:bCs w:val="false"/>
+              </w:rPr>
+              <w:t xml:space="preserve">列出/新增/刪除此庫的 annotated tag，可當簡易 Release 標記（僅 tag+訊息，不含檔案下載/HTML 頁面）。</w:t>
+            </w:r>
+          </w:p>
+        </w:tc>
+      </w:tr>
+      <w:tr>
+        <w:tc>
+          <w:tcPr>
+            <w:tcW w:type="dxa" w:w="0"/>
+            <w:tcBorders>
+              <w:top w:val="single" w:color="CCCCCC" w:sz="1"/>
+              <w:left w:val="single" w:color="CCCCCC" w:sz="1"/>
+              <w:bottom w:val="single" w:color="CCCCCC" w:sz="1"/>
+              <w:right w:val="single" w:color="CCCCCC" w:sz="1"/>
+            </w:tcBorders>
+            <w:tcMar>
+              <w:top w:type="dxa" w:w="80"/>
+              <w:left w:type="dxa" w:w="120"/>
+              <w:bottom w:type="dxa" w:w="80"/>
+              <w:right w:type="dxa" w:w="120"/>
+            </w:tcMar>
+          </w:tcPr>
+          <w:p>
+            <w:r>
+              <w:rPr>
+                <w:b w:val="false"/>
+                <w:bCs w:val="false"/>
+              </w:rPr>
               <w:t xml:space="preserve">安全下庄 / 刪除此倉庫…</w:t>
             </w:r>
           </w:p>
@@ -1832,7 +2156,46 @@
         <w:spacing w:after="60"/>
       </w:pPr>
       <w:r>
-        <w:t xml:space="preserve">封存區…：開啟獨立視窗管理 _archived/ 下的項目（重新整理／還原／永久刪除）。</w:t>
+        <w:t xml:space="preserve">封存區…：開啟獨立視窗管理 _archived/ 下的項目（重新整理／還原／永久刪除）。項目封存超過 90 天會標記 ⚠ 提醒（僅提醒，不自動清除）；可勾選多筆後按「清理已勾選…」批次永久刪除，仍需逐項勾選＋一次確認，不會一鍵全刪。</w:t>
+      </w:r>
+    </w:p>
+    <w:p>
+      <w:pPr>
+        <w:pStyle w:val="ListParagraph"/>
+        <w:numPr>
+          <w:ilvl w:val="0"/>
+          <w:numId w:val="2"/>
+        </w:numPr>
+        <w:spacing w:after="60"/>
+      </w:pPr>
+      <w:r>
+        <w:t xml:space="preserve">搜尋所有倉庫…：在所有倉庫的預設分支下做全文搜尋（git grep），不用逐一 clone；搜尋結果可雙擊直接開啟該檔案並跳到符合的那一行。</w:t>
+      </w:r>
+    </w:p>
+    <w:p>
+      <w:pPr>
+        <w:pStyle w:val="ListParagraph"/>
+        <w:numPr>
+          <w:ilvl w:val="0"/>
+          <w:numId w:val="2"/>
+        </w:numPr>
+        <w:spacing w:after="60"/>
+      </w:pPr>
+      <w:r>
+        <w:t xml:space="preserve">活動總覽…：依最後一次 commit 時間排序列出所有倉庫（新到舊，空庫排最後），一次看出哪個庫最近有動靜。</w:t>
+      </w:r>
+    </w:p>
+    <w:p>
+      <w:pPr>
+        <w:pStyle w:val="ListParagraph"/>
+        <w:numPr>
+          <w:ilvl w:val="0"/>
+          <w:numId w:val="2"/>
+        </w:numPr>
+        <w:spacing w:after="60"/>
+      </w:pPr>
+      <w:r>
+        <w:t xml:space="preserve">SSH 金鑰管理…：管理「目前連線身份」自己帳號的 authorized_keys（新增／刪除授權金鑰），只影響這一個帳號，不動其他人；刪除前會先備份原檔。</w:t>
       </w:r>
     </w:p>
     <w:p>
@@ -1861,7 +2224,7 @@
         <w:spacing w:after="60"/>
       </w:pPr>
       <w:r>
-        <w:t xml:space="preserve">健康檢查：檢查 CI 引擎是否已升級（含 AUTO_POLICY_LOAD 自載入邏輯）、各倉庫 hook 是否套用、擁有群組是否正確為 git_devs。</w:t>
+        <w:t xml:space="preserve">健康檢查：檢查 CI 引擎是否已升級（含 AUTO_POLICY_LOAD 自載入邏輯）、各倉庫 hook 是否套用、擁有群組是否正確為 git_devs、是否已設定 core.sharedRepository=group（避免多身份交錯 push 卡權限）；另外會掃描各庫是否有超過 5MB 的檔案，建議改用 Git LFS（僅提醒，不會自動處理）。</w:t>
       </w:r>
     </w:p>
     <w:p>
@@ -1922,6 +2285,19 @@
       </w:pPr>
       <w:r>
         <w:t xml:space="preserve">post-receive 除錯日誌：post-receive hook 執行過程的除錯輸出。</w:t>
+      </w:r>
+    </w:p>
+    <w:p>
+      <w:pPr>
+        <w:pStyle w:val="ListParagraph"/>
+        <w:numPr>
+          <w:ilvl w:val="0"/>
+          <w:numId w:val="2"/>
+        </w:numPr>
+        <w:spacing w:after="60"/>
+      </w:pPr>
+      <w:r>
+        <w:t xml:space="preserve">本機操作稽核紀錄：這套工具本身在本機做過的刪除倉庫／重新命名／砍 tag／砍 SSH 金鑰／GC／批次清封存等破壞性動作紀錄，存在本機 ~/.nas_git_connector/audit.log（NAS 端只留得住 push 記錄，不會記這些管理動作）。</w:t>
       </w:r>
     </w:p>
     <w:p>
@@ -2941,6 +3317,60 @@
                 <w:bCs w:val="false"/>
               </w:rPr>
               <w:t xml:space="preserve">確認上方身份設定的 SSH 使用者／主機／密碼是否正確；若未設密碼，需確認本機已設定好對 NAS 的免密碼金鑰登入。</w:t>
+            </w:r>
+          </w:p>
+        </w:tc>
+      </w:tr>
+      <w:tr>
+        <w:tc>
+          <w:tcPr>
+            <w:tcW w:type="dxa" w:w="0"/>
+            <w:tcBorders>
+              <w:top w:val="single" w:color="CCCCCC" w:sz="1"/>
+              <w:left w:val="single" w:color="CCCCCC" w:sz="1"/>
+              <w:bottom w:val="single" w:color="CCCCCC" w:sz="1"/>
+              <w:right w:val="single" w:color="CCCCCC" w:sz="1"/>
+            </w:tcBorders>
+            <w:tcMar>
+              <w:top w:type="dxa" w:w="80"/>
+              <w:left w:type="dxa" w:w="120"/>
+              <w:bottom w:type="dxa" w:w="80"/>
+              <w:right w:type="dxa" w:w="120"/>
+            </w:tcMar>
+          </w:tcPr>
+          <w:p>
+            <w:r>
+              <w:rPr>
+                <w:b w:val="false"/>
+                <w:bCs w:val="false"/>
+              </w:rPr>
+              <w:t xml:space="preserve">push 失敗：unable to write file ./objects/xx/…：Permission denied（unable to migrate objects to permanent storage）</w:t>
+            </w:r>
+          </w:p>
+        </w:tc>
+        <w:tc>
+          <w:tcPr>
+            <w:tcW w:type="dxa" w:w="0"/>
+            <w:tcBorders>
+              <w:top w:val="single" w:color="CCCCCC" w:sz="1"/>
+              <w:left w:val="single" w:color="CCCCCC" w:sz="1"/>
+              <w:bottom w:val="single" w:color="CCCCCC" w:sz="1"/>
+              <w:right w:val="single" w:color="CCCCCC" w:sz="1"/>
+            </w:tcBorders>
+            <w:tcMar>
+              <w:top w:type="dxa" w:w="80"/>
+              <w:left w:type="dxa" w:w="120"/>
+              <w:bottom w:type="dxa" w:w="80"/>
+              <w:right w:type="dxa" w:w="120"/>
+            </w:tcMar>
+          </w:tcPr>
+          <w:p>
+            <w:r>
+              <w:rPr>
+                <w:b w:val="false"/>
+                <w:bCs w:val="false"/>
+              </w:rPr>
+              <w:t xml:space="preserve">這個 repo 曾被兩個不同 SSH 身份（如家中 kuoterry／公司 Git_User1）交錯 push 過，某個物件目錄（objects/xx/）只有原擁有者能寫，同群組（git_devs）也無法覆寫——Linux 規則是只有檔案擁有者本人或 root 能改權限，同群組沒用。工具已會在新建/一鍵修復時自動設定 core.sharedRepository=group 避免以後再發生，但既有目錄不會回溯修正，需要一次性用有權限的帳號（root 或原擁有身份）執行 sudo chmod -R g+rwX &lt;repo路徑&gt; 才能解開。</w:t>
             </w:r>
           </w:p>
         </w:tc>

--- a/NasGitConnector_說明書.docx
+++ b/NasGitConnector_說明書.docx
@@ -346,7 +346,7 @@
                 <w:b w:val="false"/>
                 <w:bCs w:val="false"/>
               </w:rPr>
-              <w:t xml:space="preserve">健康檢查、一鍵修復（重新套用 hook 樣板＋修正群組權限）、查看伺服器端日誌。</w:t>
+              <w:t xml:space="preserve">健康檢查、一鍵修復（重新套用 hook 樣板＋修正群組權限）、產生新增 git_devs 帳號的設定指令、查看伺服器端日誌與本機操作稽核紀錄。</w:t>
             </w:r>
           </w:p>
         </w:tc>
@@ -2238,6 +2238,19 @@
       </w:pPr>
       <w:r>
         <w:t xml:space="preserve">一鍵修復…：對所有倉庫重新套用 hook 樣板，並修正群組（chgrp -R git_devs）與權限（chmod -R g+rwX）。此動作需要以具備相應權限的帳號（如 git_devs 群組成員）執行 SSH 連線，否則會回報「修復失敗」。</w:t>
+      </w:r>
+    </w:p>
+    <w:p>
+      <w:pPr>
+        <w:pStyle w:val="ListParagraph"/>
+        <w:numPr>
+          <w:ilvl w:val="0"/>
+          <w:numId w:val="2"/>
+        </w:numPr>
+        <w:spacing w:after="60"/>
+      </w:pPr>
+      <w:r>
+        <w:t xml:space="preserve">新增 git_devs 帳號…：填入帳號名稱、描述、Email（可留空）與該帳號要用來 push 的 SSH 公鑰（由申請人自己產生、只給公鑰），工具會先唯讀查詢 git_devs 目前的成員名單與帳號是否已存在，組出完整的 synouser／synogroup／SSH 金鑰設定／權限同步指令。這套工具沒有免密碼 sudo，不會自動執行，指令會顯示在視窗中，需自行複製貼到一個有 sudo 權限的 SSH 視窗手動執行。指令內特別提醒：synogroup --member 是「整批覆蓋」不是「附加」，工具已把查到的既有成員都列進指令裡，但執行前仍建議自行核對一次，避免不小心把既有成員踢出群組。</w:t>
       </w:r>
     </w:p>
     <w:p>

--- a/NasGitConnector_說明書.docx
+++ b/NasGitConnector_說明書.docx
@@ -292,7 +292,7 @@
                 <w:b w:val="false"/>
                 <w:bCs w:val="false"/>
               </w:rPr>
-              <w:t xml:space="preserve">列出 NAS 上所有倉庫（可依名稱／大小／最近活動排序），檢視／設定每庫 CI 政策，查看明細、瀏覽檔案與內容預覽（含 Markdown 渲染、blame）、Commit Log、已合併分支、Diff 比較、GC 維護、Tag/Release、跨庫搜尋、活動總覽、SSH 金鑰管理，取得 Clone URL，clone 到本地，重新命名、封存或刪除倉庫。</w:t>
+              <w:t xml:space="preserve">列出 NAS 上所有倉庫（可依名稱／大小／最近活動排序），檢視／設定每庫 CI 政策，查看明細（含描述）、編輯描述、設定分支保護、瀏覽檔案與內容預覽（含 Markdown 渲染、blame）、Commit Log、已合併分支、Diff 比較、GC 維護、Tag/Release、跨庫搜尋、活動總覽、SSH 金鑰管理（含指紋顯示），取得 Clone URL，clone 到本地，重新命名、封存或刪除倉庫，新建倉庫時可選套用 README/.gitignore 模板。</w:t>
             </w:r>
           </w:p>
         </w:tc>
@@ -346,7 +346,7 @@
                 <w:b w:val="false"/>
                 <w:bCs w:val="false"/>
               </w:rPr>
-              <w:t xml:space="preserve">健康檢查、一鍵修復（重新套用 hook 樣板＋修正群組權限）、產生新增 git_devs 帳號的設定指令、查看伺服器端日誌與本機操作稽核紀錄。</w:t>
+              <w:t xml:space="preserve">健康檢查、伺服器空間總覽（可用空間＋總用量＋最大 10 個倉庫排行）、一鍵修復（重新套用 hook 樣板＋修正群組權限）、產生新增 git_devs 帳號的設定指令、編輯共用的 Telegram 通知設定、查看伺服器端日誌與本機操作稽核紀錄。</w:t>
             </w:r>
           </w:p>
         </w:tc>
@@ -1505,7 +1505,7 @@
                 <w:b w:val="false"/>
                 <w:bCs w:val="false"/>
               </w:rPr>
-              <w:t xml:space="preserve">顯示倉庫路徑、policy、hook 是否已套用、群組權限等細節。</w:t>
+              <w:t xml:space="preserve">顯示倉庫路徑、policy、hook 是否已套用、群組權限、描述（description 檔）等細節。</w:t>
             </w:r>
           </w:p>
         </w:tc>
@@ -1533,33 +1533,33 @@
                 <w:b w:val="false"/>
                 <w:bCs w:val="false"/>
               </w:rPr>
-              <w:t xml:space="preserve">檔案列表…</w:t>
-            </w:r>
-          </w:p>
-        </w:tc>
-        <w:tc>
-          <w:tcPr>
-            <w:tcW w:type="dxa" w:w="0"/>
-            <w:tcBorders>
-              <w:top w:val="single" w:color="CCCCCC" w:sz="1"/>
-              <w:left w:val="single" w:color="CCCCCC" w:sz="1"/>
-              <w:bottom w:val="single" w:color="CCCCCC" w:sz="1"/>
-              <w:right w:val="single" w:color="CCCCCC" w:sz="1"/>
-            </w:tcBorders>
-            <w:tcMar>
-              <w:top w:type="dxa" w:w="80"/>
-              <w:left w:type="dxa" w:w="120"/>
-              <w:bottom w:type="dxa" w:w="80"/>
-              <w:right w:type="dxa" w:w="120"/>
-            </w:tcMar>
-          </w:tcPr>
-          <w:p>
-            <w:r>
-              <w:rPr>
-                <w:b w:val="false"/>
-                <w:bCs w:val="false"/>
-              </w:rPr>
-              <w:t xml:space="preserve">不用 clone，直接列出此庫在預設分支（HEAD）下的所有檔案路徑與大小，並顯示檔案總數。</w:t>
+              <w:t xml:space="preserve">編輯描述…</w:t>
+            </w:r>
+          </w:p>
+        </w:tc>
+        <w:tc>
+          <w:tcPr>
+            <w:tcW w:type="dxa" w:w="0"/>
+            <w:tcBorders>
+              <w:top w:val="single" w:color="CCCCCC" w:sz="1"/>
+              <w:left w:val="single" w:color="CCCCCC" w:sz="1"/>
+              <w:bottom w:val="single" w:color="CCCCCC" w:sz="1"/>
+              <w:right w:val="single" w:color="CCCCCC" w:sz="1"/>
+            </w:tcBorders>
+            <w:tcMar>
+              <w:top w:type="dxa" w:w="80"/>
+              <w:left w:type="dxa" w:w="120"/>
+              <w:bottom w:type="dxa" w:w="80"/>
+              <w:right w:type="dxa" w:w="120"/>
+            </w:tcMar>
+          </w:tcPr>
+          <w:p>
+            <w:r>
+              <w:rPr>
+                <w:b w:val="false"/>
+                <w:bCs w:val="false"/>
+              </w:rPr>
+              <w:t xml:space="preserve">讀取並可改寫此庫的 description 檔（bare repo 原生機制，純文字說明用途，不影響 git 行為），方便標註這個倉庫是幹嘛的。</w:t>
             </w:r>
           </w:p>
         </w:tc>
@@ -1587,33 +1587,33 @@
                 <w:b w:val="false"/>
                 <w:bCs w:val="false"/>
               </w:rPr>
-              <w:t xml:space="preserve">批次設定 CI…</w:t>
-            </w:r>
-          </w:p>
-        </w:tc>
-        <w:tc>
-          <w:tcPr>
-            <w:tcW w:type="dxa" w:w="0"/>
-            <w:tcBorders>
-              <w:top w:val="single" w:color="CCCCCC" w:sz="1"/>
-              <w:left w:val="single" w:color="CCCCCC" w:sz="1"/>
-              <w:bottom w:val="single" w:color="CCCCCC" w:sz="1"/>
-              <w:right w:val="single" w:color="CCCCCC" w:sz="1"/>
-            </w:tcBorders>
-            <w:tcMar>
-              <w:top w:type="dxa" w:w="80"/>
-              <w:left w:type="dxa" w:w="120"/>
-              <w:bottom w:type="dxa" w:w="80"/>
-              <w:right w:type="dxa" w:w="120"/>
-            </w:tcMar>
-          </w:tcPr>
-          <w:p>
-            <w:r>
-              <w:rPr>
-                <w:b w:val="false"/>
-                <w:bCs w:val="false"/>
-              </w:rPr>
-              <w:t xml:space="preserve">可對多選的倉庫一次套用同一組 CI 政策。</w:t>
+              <w:t xml:space="preserve">分支保護…</w:t>
+            </w:r>
+          </w:p>
+        </w:tc>
+        <w:tc>
+          <w:tcPr>
+            <w:tcW w:type="dxa" w:w="0"/>
+            <w:tcBorders>
+              <w:top w:val="single" w:color="CCCCCC" w:sz="1"/>
+              <w:left w:val="single" w:color="CCCCCC" w:sz="1"/>
+              <w:bottom w:val="single" w:color="CCCCCC" w:sz="1"/>
+              <w:right w:val="single" w:color="CCCCCC" w:sz="1"/>
+            </w:tcBorders>
+            <w:tcMar>
+              <w:top w:type="dxa" w:w="80"/>
+              <w:left w:type="dxa" w:w="120"/>
+              <w:bottom w:type="dxa" w:w="80"/>
+              <w:right w:type="dxa" w:w="120"/>
+            </w:tcMar>
+          </w:tcPr>
+          <w:p>
+            <w:r>
+              <w:rPr>
+                <w:b w:val="false"/>
+                <w:bCs w:val="false"/>
+              </w:rPr>
+              <w:t xml:space="preserve">設定 git 原生的 receive.denyDeletes（禁止刪除分支/tag）與 receive.denyNonFastForwards（禁止強制推送），push 端直接被擋，與 CI policy 引擎彼此獨立、互不影響。</w:t>
             </w:r>
           </w:p>
         </w:tc>
@@ -1641,33 +1641,33 @@
                 <w:b w:val="false"/>
                 <w:bCs w:val="false"/>
               </w:rPr>
-              <w:t xml:space="preserve">重新命名…</w:t>
-            </w:r>
-          </w:p>
-        </w:tc>
-        <w:tc>
-          <w:tcPr>
-            <w:tcW w:type="dxa" w:w="0"/>
-            <w:tcBorders>
-              <w:top w:val="single" w:color="CCCCCC" w:sz="1"/>
-              <w:left w:val="single" w:color="CCCCCC" w:sz="1"/>
-              <w:bottom w:val="single" w:color="CCCCCC" w:sz="1"/>
-              <w:right w:val="single" w:color="CCCCCC" w:sz="1"/>
-            </w:tcBorders>
-            <w:tcMar>
-              <w:top w:type="dxa" w:w="80"/>
-              <w:left w:type="dxa" w:w="120"/>
-              <w:bottom w:type="dxa" w:w="80"/>
-              <w:right w:type="dxa" w:w="120"/>
-            </w:tcMar>
-          </w:tcPr>
-          <w:p>
-            <w:r>
-              <w:rPr>
-                <w:b w:val="false"/>
-                <w:bCs w:val="false"/>
-              </w:rPr>
-              <w:t xml:space="preserve">真正重新命名這個倉庫（含同步改 ci_policies/&lt;repo&gt;.policy 檔名），不是封存再重建。</w:t>
+              <w:t xml:space="preserve">檔案列表…</w:t>
+            </w:r>
+          </w:p>
+        </w:tc>
+        <w:tc>
+          <w:tcPr>
+            <w:tcW w:type="dxa" w:w="0"/>
+            <w:tcBorders>
+              <w:top w:val="single" w:color="CCCCCC" w:sz="1"/>
+              <w:left w:val="single" w:color="CCCCCC" w:sz="1"/>
+              <w:bottom w:val="single" w:color="CCCCCC" w:sz="1"/>
+              <w:right w:val="single" w:color="CCCCCC" w:sz="1"/>
+            </w:tcBorders>
+            <w:tcMar>
+              <w:top w:type="dxa" w:w="80"/>
+              <w:left w:type="dxa" w:w="120"/>
+              <w:bottom w:type="dxa" w:w="80"/>
+              <w:right w:type="dxa" w:w="120"/>
+            </w:tcMar>
+          </w:tcPr>
+          <w:p>
+            <w:r>
+              <w:rPr>
+                <w:b w:val="false"/>
+                <w:bCs w:val="false"/>
+              </w:rPr>
+              <w:t xml:space="preserve">不用 clone，直接列出此庫在預設分支（HEAD）下的所有檔案路徑與大小，並顯示檔案總數。</w:t>
             </w:r>
           </w:p>
         </w:tc>
@@ -1695,33 +1695,33 @@
                 <w:b w:val="false"/>
                 <w:bCs w:val="false"/>
               </w:rPr>
-              <w:t xml:space="preserve">Commit Log…</w:t>
-            </w:r>
-          </w:p>
-        </w:tc>
-        <w:tc>
-          <w:tcPr>
-            <w:tcW w:type="dxa" w:w="0"/>
-            <w:tcBorders>
-              <w:top w:val="single" w:color="CCCCCC" w:sz="1"/>
-              <w:left w:val="single" w:color="CCCCCC" w:sz="1"/>
-              <w:bottom w:val="single" w:color="CCCCCC" w:sz="1"/>
-              <w:right w:val="single" w:color="CCCCCC" w:sz="1"/>
-            </w:tcBorders>
-            <w:tcMar>
-              <w:top w:type="dxa" w:w="80"/>
-              <w:left w:type="dxa" w:w="120"/>
-              <w:bottom w:type="dxa" w:w="80"/>
-              <w:right w:type="dxa" w:w="120"/>
-            </w:tcMar>
-          </w:tcPr>
-          <w:p>
-            <w:r>
-              <w:rPr>
-                <w:b w:val="false"/>
-                <w:bCs w:val="false"/>
-              </w:rPr>
-              <w:t xml:space="preserve">瀏覽此庫某分支的完整 commit 歷史（可選分支、可調筆數），不只顯示最後一筆。</w:t>
+              <w:t xml:space="preserve">批次設定 CI…</w:t>
+            </w:r>
+          </w:p>
+        </w:tc>
+        <w:tc>
+          <w:tcPr>
+            <w:tcW w:type="dxa" w:w="0"/>
+            <w:tcBorders>
+              <w:top w:val="single" w:color="CCCCCC" w:sz="1"/>
+              <w:left w:val="single" w:color="CCCCCC" w:sz="1"/>
+              <w:bottom w:val="single" w:color="CCCCCC" w:sz="1"/>
+              <w:right w:val="single" w:color="CCCCCC" w:sz="1"/>
+            </w:tcBorders>
+            <w:tcMar>
+              <w:top w:type="dxa" w:w="80"/>
+              <w:left w:type="dxa" w:w="120"/>
+              <w:bottom w:type="dxa" w:w="80"/>
+              <w:right w:type="dxa" w:w="120"/>
+            </w:tcMar>
+          </w:tcPr>
+          <w:p>
+            <w:r>
+              <w:rPr>
+                <w:b w:val="false"/>
+                <w:bCs w:val="false"/>
+              </w:rPr>
+              <w:t xml:space="preserve">可對多選的倉庫一次套用同一組 CI 政策。</w:t>
             </w:r>
           </w:p>
         </w:tc>
@@ -1749,33 +1749,33 @@
                 <w:b w:val="false"/>
                 <w:bCs w:val="false"/>
               </w:rPr>
-              <w:t xml:space="preserve">已合併分支…</w:t>
-            </w:r>
-          </w:p>
-        </w:tc>
-        <w:tc>
-          <w:tcPr>
-            <w:tcW w:type="dxa" w:w="0"/>
-            <w:tcBorders>
-              <w:top w:val="single" w:color="CCCCCC" w:sz="1"/>
-              <w:left w:val="single" w:color="CCCCCC" w:sz="1"/>
-              <w:bottom w:val="single" w:color="CCCCCC" w:sz="1"/>
-              <w:right w:val="single" w:color="CCCCCC" w:sz="1"/>
-            </w:tcBorders>
-            <w:tcMar>
-              <w:top w:type="dxa" w:w="80"/>
-              <w:left w:type="dxa" w:w="120"/>
-              <w:bottom w:type="dxa" w:w="80"/>
-              <w:right w:type="dxa" w:w="120"/>
-            </w:tcMar>
-          </w:tcPr>
-          <w:p>
-            <w:r>
-              <w:rPr>
-                <w:b w:val="false"/>
-                <w:bCs w:val="false"/>
-              </w:rPr>
-              <w:t xml:space="preserve">列出已完全合併進預設分支、可考慮清理的分支；僅列出，不會自動刪除。</w:t>
+              <w:t xml:space="preserve">重新命名…</w:t>
+            </w:r>
+          </w:p>
+        </w:tc>
+        <w:tc>
+          <w:tcPr>
+            <w:tcW w:type="dxa" w:w="0"/>
+            <w:tcBorders>
+              <w:top w:val="single" w:color="CCCCCC" w:sz="1"/>
+              <w:left w:val="single" w:color="CCCCCC" w:sz="1"/>
+              <w:bottom w:val="single" w:color="CCCCCC" w:sz="1"/>
+              <w:right w:val="single" w:color="CCCCCC" w:sz="1"/>
+            </w:tcBorders>
+            <w:tcMar>
+              <w:top w:type="dxa" w:w="80"/>
+              <w:left w:type="dxa" w:w="120"/>
+              <w:bottom w:type="dxa" w:w="80"/>
+              <w:right w:type="dxa" w:w="120"/>
+            </w:tcMar>
+          </w:tcPr>
+          <w:p>
+            <w:r>
+              <w:rPr>
+                <w:b w:val="false"/>
+                <w:bCs w:val="false"/>
+              </w:rPr>
+              <w:t xml:space="preserve">真正重新命名這個倉庫（含同步改 ci_policies/&lt;repo&gt;.policy 檔名），不是封存再重建。</w:t>
             </w:r>
           </w:p>
         </w:tc>
@@ -1803,33 +1803,33 @@
                 <w:b w:val="false"/>
                 <w:bCs w:val="false"/>
               </w:rPr>
-              <w:t xml:space="preserve">Diff 比較…</w:t>
-            </w:r>
-          </w:p>
-        </w:tc>
-        <w:tc>
-          <w:tcPr>
-            <w:tcW w:type="dxa" w:w="0"/>
-            <w:tcBorders>
-              <w:top w:val="single" w:color="CCCCCC" w:sz="1"/>
-              <w:left w:val="single" w:color="CCCCCC" w:sz="1"/>
-              <w:bottom w:val="single" w:color="CCCCCC" w:sz="1"/>
-              <w:right w:val="single" w:color="CCCCCC" w:sz="1"/>
-            </w:tcBorders>
-            <w:tcMar>
-              <w:top w:type="dxa" w:w="80"/>
-              <w:left w:type="dxa" w:w="120"/>
-              <w:bottom w:type="dxa" w:w="80"/>
-              <w:right w:type="dxa" w:w="120"/>
-            </w:tcMar>
-          </w:tcPr>
-          <w:p>
-            <w:r>
-              <w:rPr>
-                <w:b w:val="false"/>
-                <w:bCs w:val="false"/>
-              </w:rPr>
-              <w:t xml:space="preserve">比較此庫任兩個分支/commit 的差異，不用 clone；預設只顯示統計（--stat）。</w:t>
+              <w:t xml:space="preserve">Commit Log…</w:t>
+            </w:r>
+          </w:p>
+        </w:tc>
+        <w:tc>
+          <w:tcPr>
+            <w:tcW w:type="dxa" w:w="0"/>
+            <w:tcBorders>
+              <w:top w:val="single" w:color="CCCCCC" w:sz="1"/>
+              <w:left w:val="single" w:color="CCCCCC" w:sz="1"/>
+              <w:bottom w:val="single" w:color="CCCCCC" w:sz="1"/>
+              <w:right w:val="single" w:color="CCCCCC" w:sz="1"/>
+            </w:tcBorders>
+            <w:tcMar>
+              <w:top w:type="dxa" w:w="80"/>
+              <w:left w:type="dxa" w:w="120"/>
+              <w:bottom w:type="dxa" w:w="80"/>
+              <w:right w:type="dxa" w:w="120"/>
+            </w:tcMar>
+          </w:tcPr>
+          <w:p>
+            <w:r>
+              <w:rPr>
+                <w:b w:val="false"/>
+                <w:bCs w:val="false"/>
+              </w:rPr>
+              <w:t xml:space="preserve">瀏覽此庫某分支的完整 commit 歷史（可選分支、可調筆數），不只顯示最後一筆。</w:t>
             </w:r>
           </w:p>
         </w:tc>
@@ -1857,33 +1857,33 @@
                 <w:b w:val="false"/>
                 <w:bCs w:val="false"/>
               </w:rPr>
-              <w:t xml:space="preserve">GC 維護…</w:t>
-            </w:r>
-          </w:p>
-        </w:tc>
-        <w:tc>
-          <w:tcPr>
-            <w:tcW w:type="dxa" w:w="0"/>
-            <w:tcBorders>
-              <w:top w:val="single" w:color="CCCCCC" w:sz="1"/>
-              <w:left w:val="single" w:color="CCCCCC" w:sz="1"/>
-              <w:bottom w:val="single" w:color="CCCCCC" w:sz="1"/>
-              <w:right w:val="single" w:color="CCCCCC" w:sz="1"/>
-            </w:tcBorders>
-            <w:tcMar>
-              <w:top w:type="dxa" w:w="80"/>
-              <w:left w:type="dxa" w:w="120"/>
-              <w:bottom w:type="dxa" w:w="80"/>
-              <w:right w:type="dxa" w:w="120"/>
-            </w:tcMar>
-          </w:tcPr>
-          <w:p>
-            <w:r>
-              <w:rPr>
-                <w:b w:val="false"/>
-                <w:bCs w:val="false"/>
-              </w:rPr>
-              <w:t xml:space="preserve">對選取的倉庫（可多選）執行 git gc，回收空間、整理 pack，回報前後容量。</w:t>
+              <w:t xml:space="preserve">已合併分支…</w:t>
+            </w:r>
+          </w:p>
+        </w:tc>
+        <w:tc>
+          <w:tcPr>
+            <w:tcW w:type="dxa" w:w="0"/>
+            <w:tcBorders>
+              <w:top w:val="single" w:color="CCCCCC" w:sz="1"/>
+              <w:left w:val="single" w:color="CCCCCC" w:sz="1"/>
+              <w:bottom w:val="single" w:color="CCCCCC" w:sz="1"/>
+              <w:right w:val="single" w:color="CCCCCC" w:sz="1"/>
+            </w:tcBorders>
+            <w:tcMar>
+              <w:top w:type="dxa" w:w="80"/>
+              <w:left w:type="dxa" w:w="120"/>
+              <w:bottom w:type="dxa" w:w="80"/>
+              <w:right w:type="dxa" w:w="120"/>
+            </w:tcMar>
+          </w:tcPr>
+          <w:p>
+            <w:r>
+              <w:rPr>
+                <w:b w:val="false"/>
+                <w:bCs w:val="false"/>
+              </w:rPr>
+              <w:t xml:space="preserve">列出已完全合併進預設分支、可考慮清理的分支；僅列出，不會自動刪除。</w:t>
             </w:r>
           </w:p>
         </w:tc>
@@ -1911,33 +1911,33 @@
                 <w:b w:val="false"/>
                 <w:bCs w:val="false"/>
               </w:rPr>
-              <w:t xml:space="preserve">Tag / Release…</w:t>
-            </w:r>
-          </w:p>
-        </w:tc>
-        <w:tc>
-          <w:tcPr>
-            <w:tcW w:type="dxa" w:w="0"/>
-            <w:tcBorders>
-              <w:top w:val="single" w:color="CCCCCC" w:sz="1"/>
-              <w:left w:val="single" w:color="CCCCCC" w:sz="1"/>
-              <w:bottom w:val="single" w:color="CCCCCC" w:sz="1"/>
-              <w:right w:val="single" w:color="CCCCCC" w:sz="1"/>
-            </w:tcBorders>
-            <w:tcMar>
-              <w:top w:type="dxa" w:w="80"/>
-              <w:left w:type="dxa" w:w="120"/>
-              <w:bottom w:type="dxa" w:w="80"/>
-              <w:right w:type="dxa" w:w="120"/>
-            </w:tcMar>
-          </w:tcPr>
-          <w:p>
-            <w:r>
-              <w:rPr>
-                <w:b w:val="false"/>
-                <w:bCs w:val="false"/>
-              </w:rPr>
-              <w:t xml:space="preserve">列出/新增/刪除此庫的 annotated tag，可當簡易 Release 標記（僅 tag+訊息，不含檔案下載/HTML 頁面）。</w:t>
+              <w:t xml:space="preserve">Diff 比較…</w:t>
+            </w:r>
+          </w:p>
+        </w:tc>
+        <w:tc>
+          <w:tcPr>
+            <w:tcW w:type="dxa" w:w="0"/>
+            <w:tcBorders>
+              <w:top w:val="single" w:color="CCCCCC" w:sz="1"/>
+              <w:left w:val="single" w:color="CCCCCC" w:sz="1"/>
+              <w:bottom w:val="single" w:color="CCCCCC" w:sz="1"/>
+              <w:right w:val="single" w:color="CCCCCC" w:sz="1"/>
+            </w:tcBorders>
+            <w:tcMar>
+              <w:top w:type="dxa" w:w="80"/>
+              <w:left w:type="dxa" w:w="120"/>
+              <w:bottom w:type="dxa" w:w="80"/>
+              <w:right w:type="dxa" w:w="120"/>
+            </w:tcMar>
+          </w:tcPr>
+          <w:p>
+            <w:r>
+              <w:rPr>
+                <w:b w:val="false"/>
+                <w:bCs w:val="false"/>
+              </w:rPr>
+              <w:t xml:space="preserve">比較此庫任兩個分支/commit 的差異，不用 clone；預設只顯示統計（--stat）。</w:t>
             </w:r>
           </w:p>
         </w:tc>
@@ -1965,6 +1965,114 @@
                 <w:b w:val="false"/>
                 <w:bCs w:val="false"/>
               </w:rPr>
+              <w:t xml:space="preserve">GC 維護…</w:t>
+            </w:r>
+          </w:p>
+        </w:tc>
+        <w:tc>
+          <w:tcPr>
+            <w:tcW w:type="dxa" w:w="0"/>
+            <w:tcBorders>
+              <w:top w:val="single" w:color="CCCCCC" w:sz="1"/>
+              <w:left w:val="single" w:color="CCCCCC" w:sz="1"/>
+              <w:bottom w:val="single" w:color="CCCCCC" w:sz="1"/>
+              <w:right w:val="single" w:color="CCCCCC" w:sz="1"/>
+            </w:tcBorders>
+            <w:tcMar>
+              <w:top w:type="dxa" w:w="80"/>
+              <w:left w:type="dxa" w:w="120"/>
+              <w:bottom w:type="dxa" w:w="80"/>
+              <w:right w:type="dxa" w:w="120"/>
+            </w:tcMar>
+          </w:tcPr>
+          <w:p>
+            <w:r>
+              <w:rPr>
+                <w:b w:val="false"/>
+                <w:bCs w:val="false"/>
+              </w:rPr>
+              <w:t xml:space="preserve">對選取的倉庫（可多選）執行 git gc，回收空間、整理 pack，回報前後容量。</w:t>
+            </w:r>
+          </w:p>
+        </w:tc>
+      </w:tr>
+      <w:tr>
+        <w:tc>
+          <w:tcPr>
+            <w:tcW w:type="dxa" w:w="0"/>
+            <w:tcBorders>
+              <w:top w:val="single" w:color="CCCCCC" w:sz="1"/>
+              <w:left w:val="single" w:color="CCCCCC" w:sz="1"/>
+              <w:bottom w:val="single" w:color="CCCCCC" w:sz="1"/>
+              <w:right w:val="single" w:color="CCCCCC" w:sz="1"/>
+            </w:tcBorders>
+            <w:tcMar>
+              <w:top w:type="dxa" w:w="80"/>
+              <w:left w:type="dxa" w:w="120"/>
+              <w:bottom w:type="dxa" w:w="80"/>
+              <w:right w:type="dxa" w:w="120"/>
+            </w:tcMar>
+          </w:tcPr>
+          <w:p>
+            <w:r>
+              <w:rPr>
+                <w:b w:val="false"/>
+                <w:bCs w:val="false"/>
+              </w:rPr>
+              <w:t xml:space="preserve">Tag / Release…</w:t>
+            </w:r>
+          </w:p>
+        </w:tc>
+        <w:tc>
+          <w:tcPr>
+            <w:tcW w:type="dxa" w:w="0"/>
+            <w:tcBorders>
+              <w:top w:val="single" w:color="CCCCCC" w:sz="1"/>
+              <w:left w:val="single" w:color="CCCCCC" w:sz="1"/>
+              <w:bottom w:val="single" w:color="CCCCCC" w:sz="1"/>
+              <w:right w:val="single" w:color="CCCCCC" w:sz="1"/>
+            </w:tcBorders>
+            <w:tcMar>
+              <w:top w:type="dxa" w:w="80"/>
+              <w:left w:type="dxa" w:w="120"/>
+              <w:bottom w:type="dxa" w:w="80"/>
+              <w:right w:type="dxa" w:w="120"/>
+            </w:tcMar>
+          </w:tcPr>
+          <w:p>
+            <w:r>
+              <w:rPr>
+                <w:b w:val="false"/>
+                <w:bCs w:val="false"/>
+              </w:rPr>
+              <w:t xml:space="preserve">列出/新增/刪除此庫的 annotated tag，可當簡易 Release 標記（僅 tag+訊息，不含檔案下載/HTML 頁面）。</w:t>
+            </w:r>
+          </w:p>
+        </w:tc>
+      </w:tr>
+      <w:tr>
+        <w:tc>
+          <w:tcPr>
+            <w:tcW w:type="dxa" w:w="0"/>
+            <w:tcBorders>
+              <w:top w:val="single" w:color="CCCCCC" w:sz="1"/>
+              <w:left w:val="single" w:color="CCCCCC" w:sz="1"/>
+              <w:bottom w:val="single" w:color="CCCCCC" w:sz="1"/>
+              <w:right w:val="single" w:color="CCCCCC" w:sz="1"/>
+            </w:tcBorders>
+            <w:tcMar>
+              <w:top w:type="dxa" w:w="80"/>
+              <w:left w:type="dxa" w:w="120"/>
+              <w:bottom w:type="dxa" w:w="80"/>
+              <w:right w:type="dxa" w:w="120"/>
+            </w:tcMar>
+          </w:tcPr>
+          <w:p>
+            <w:r>
+              <w:rPr>
+                <w:b w:val="false"/>
+                <w:bCs w:val="false"/>
+              </w:rPr>
               <w:t xml:space="preserve">安全下庄 / 刪除此倉庫…</w:t>
             </w:r>
           </w:p>
@@ -2143,7 +2251,7 @@
         <w:spacing w:after="60"/>
       </w:pPr>
       <w:r>
-        <w:t xml:space="preserve">新建空倉庫…：直接在 NAS 上建立一個空的裸倉庫，可同時指定預設分支與 CI 政策。</w:t>
+        <w:t xml:space="preserve">新建空倉庫…：直接在 NAS 上建立一個空的裸倉庫，可同時指定預設分支與 CI 政策；可勾選「加入 README.md」／「加入 .gitignore（Python 常見規則）」，勾選後會自動建立第一筆 chore: 初始化 repository commit。</w:t>
       </w:r>
     </w:p>
     <w:p>
@@ -2195,7 +2303,7 @@
         <w:spacing w:after="60"/>
       </w:pPr>
       <w:r>
-        <w:t xml:space="preserve">SSH 金鑰管理…：管理「目前連線身份」自己帳號的 authorized_keys（新增／刪除授權金鑰），只影響這一個帳號，不動其他人；刪除前會先備份原檔。</w:t>
+        <w:t xml:space="preserve">SSH 金鑰管理…：管理「目前連線身份」自己帳號的 authorized_keys（新增／刪除授權金鑰），只影響這一個帳號，不動其他人；刪除前會先備份原檔。清單同時顯示每把金鑰的 SHA256 指紋（本機計算，不用連 NAS），方便在多把金鑰混雜時辨識。</w:t>
       </w:r>
     </w:p>
     <w:p>
@@ -2251,6 +2359,32 @@
       </w:pPr>
       <w:r>
         <w:t xml:space="preserve">新增 git_devs 帳號…：填入帳號名稱、描述、Email（可留空）與該帳號要用來 push 的 SSH 公鑰（由申請人自己產生、只給公鑰），工具會先唯讀查詢 git_devs 目前的成員名單與帳號是否已存在，組出完整的 synouser／synogroup／SSH 金鑰設定／權限同步指令。這套工具沒有免密碼 sudo，不會自動執行，指令會顯示在視窗中，需自行複製貼到一個有 sudo 權限的 SSH 視窗手動執行。指令內特別提醒：synogroup --member 是「整批覆蓋」不是「附加」，工具已把查到的既有成員都列進指令裡，但執行前仍建議自行核對一次，避免不小心把既有成員踢出群組。</w:t>
+      </w:r>
+    </w:p>
+    <w:p>
+      <w:pPr>
+        <w:pStyle w:val="ListParagraph"/>
+        <w:numPr>
+          <w:ilvl w:val="0"/>
+          <w:numId w:val="2"/>
+        </w:numPr>
+        <w:spacing w:after="60"/>
+      </w:pPr>
+      <w:r>
+        <w:t xml:space="preserve">伺服器空間總覽：唯讀查看 df -h 可用空間、Git_Server 目錄總用量、各倉庫大小排行前 10 大，方便在 NAS 空間吃緊前先注意到。</w:t>
+      </w:r>
+    </w:p>
+    <w:p>
+      <w:pPr>
+        <w:pStyle w:val="ListParagraph"/>
+        <w:numPr>
+          <w:ilvl w:val="0"/>
+          <w:numId w:val="2"/>
+        </w:numPr>
+        <w:spacing w:after="60"/>
+      </w:pPr>
+      <w:r>
+        <w:t xml:space="preserve">Telegram 通知設定…：編輯 NAS 上 config/tg_bot.conf（BOT_TOKEN／CHAT_ID），CI 引擎的 soft/strict 警告與 GitHub 鏡像同步腳本共用這份設定；留空即停用通知。寫入前會先備份舊檔。</w:t>
       </w:r>
     </w:p>
     <w:p>

--- a/NasGitConnector_說明書.docx
+++ b/NasGitConnector_說明書.docx
@@ -2358,7 +2358,7 @@
         <w:spacing w:after="60"/>
       </w:pPr>
       <w:r>
-        <w:t xml:space="preserve">新增 git_devs 帳號…：填入帳號名稱、描述、Email（可留空）與該帳號要用來 push 的 SSH 公鑰（由申請人自己產生、只給公鑰），工具會先唯讀查詢 git_devs 目前的成員名單與帳號是否已存在，組出完整的 synouser／synogroup／SSH 金鑰設定／權限同步指令。這套工具沒有免密碼 sudo，不會自動執行，指令會顯示在視窗中，需自行複製貼到一個有 sudo 權限的 SSH 視窗手動執行。指令內特別提醒：synogroup --member 是「整批覆蓋」不是「附加」，工具已把查到的既有成員都列進指令裡，但執行前仍建議自行核對一次，避免不小心把既有成員踢出群組。</w:t>
+        <w:t xml:space="preserve">新增 git_devs 帳號…：填入帳號名稱、描述、Email（可留空）與該帳號要用來 push 的 SSH 公鑰（由申請人自己產生、只給公鑰），工具會先唯讀查詢 git_devs 目前的成員名單與帳號是否已存在，接著自動產生一組隨機密碼（存到本機 ~/.nas_git_connector/git_devs_credentials.log，明碼保存，請自行妥善保護此檔案），組出完整的 synouser／synogroup／SSH 金鑰設定／權限同步指令。這套工具沒有免密碼 sudo，不會自動執行，指令會顯示在視窗中，需自行整段複製貼到一個有 sudo 權限的 SSH 視窗、一次執行到底——全程只有最開頭的 sudo -v 會問你自己的登入密碼，其餘全自動，不用分段貼、不用手動改任何一行。指令內 synogroup --member 那步是「整批覆蓋」不是「附加」，工具已把查到的既有成員都列進指令裡，執行完會自動回讀名單核對，只要有人被踢出就會印出 ‼️ 警告提醒立刻處理。</w:t>
       </w:r>
     </w:p>
     <w:p>

--- a/NasGitConnector_說明書.docx
+++ b/NasGitConnector_說明書.docx
@@ -2358,7 +2358,7 @@
         <w:spacing w:after="60"/>
       </w:pPr>
       <w:r>
-        <w:t xml:space="preserve">新增 git_devs 帳號…：填入帳號名稱、描述、Email（可留空）與該帳號要用來 push 的 SSH 公鑰（由申請人自己產生、只給公鑰），工具會先唯讀查詢 git_devs 目前的成員名單與帳號是否已存在，接著自動產生一組隨機密碼（存到本機 ~/.nas_git_connector/git_devs_credentials.log，明碼保存，請自行妥善保護此檔案），組出完整的 synouser／synogroup／SSH 金鑰設定／權限同步指令。這套工具沒有免密碼 sudo，不會自動執行，指令會顯示在視窗中，需自行整段複製貼到一個有 sudo 權限的 SSH 視窗、一次執行到底——全程只有最開頭的 sudo -v 會問你自己的登入密碼，其餘全自動，不用分段貼、不用手動改任何一行。指令內 synogroup --member 那步是「整批覆蓋」不是「附加」，工具已把查到的既有成員都列進指令裡，執行完會自動回讀名單核對，只要有人被踢出就會印出 ‼️ 警告提醒立刻處理。</w:t>
+        <w:t xml:space="preserve">新增 git_devs 帳號…：填入帳號名稱、描述、Email（可留空）與該帳號要用來 push 的 SSH 公鑰。旁邊有顆「本機產生新金鑰…」鈕，可以直接在這台機器上跑 ssh-keygen 產生新的金鑰對（私鑰留在本機 ~/.ssh/，只把公鑰內容自動帶進表單），不用再另外開終端機手動產生、複製貼上；若這個帳號要給別人用，產生完後私鑰仍需自行安全交接給對方。填完後工具會先唯讀查詢 git_devs 目前的成員名單與帳號是否已存在，接著自動產生一組隨機密碼（存到本機 ~/.nas_git_connector/git_devs_credentials.log，明碼保存，請自行妥善保護此檔案），組出完整的 synouser／synogroup／SSH 金鑰設定／權限同步指令。這套工具沒有免密碼 sudo，不會自動執行，指令會顯示在視窗中，需自行整段複製貼到一個有 sudo 權限的 SSH 視窗、一次執行到底——全程只有最開頭的 sudo -v 會問你自己的登入密碼，其餘全自動，不用分段貼、不用手動改任何一行。指令內 synogroup --member 那步是「整批覆蓋」不是「附加」，工具已把查到的既有成員都列進指令裡，執行完會自動回讀名單核對，只要有人被踢出就會印出 ‼️ 警告提醒立刻處理。</w:t>
       </w:r>
     </w:p>
     <w:p>

--- a/NasGitConnector_說明書.docx
+++ b/NasGitConnector_說明書.docx
@@ -346,7 +346,7 @@
                 <w:b w:val="false"/>
                 <w:bCs w:val="false"/>
               </w:rPr>
-              <w:t xml:space="preserve">健康檢查、伺服器空間總覽（可用空間＋總用量＋最大 10 個倉庫排行）、一鍵修復（重新套用 hook 樣板＋修正群組權限）、產生新增 git_devs 帳號的設定指令、編輯共用的 Telegram 通知設定、查看伺服器端日誌與本機操作稽核紀錄。</w:t>
+              <w:t xml:space="preserve">健康檢查、伺服器空間總覽（可用空間＋總用量＋最大 10 個倉庫排行）、一鍵修復（重新套用 hook 樣板＋修正群組權限）、新增/檢視/移除 git_devs 帳號的設定指令、檢視或清除本機密碼留底紀錄、編輯共用的 Telegram 通知設定、查看伺服器端日誌與本機操作稽核紀錄。</w:t>
             </w:r>
           </w:p>
         </w:tc>
@@ -2359,6 +2359,32 @@
       </w:pPr>
       <w:r>
         <w:t xml:space="preserve">新增 git_devs 帳號…：填入帳號名稱、描述、Email（可留空）與該帳號要用來 push 的 SSH 公鑰。旁邊有顆「本機產生新金鑰…」鈕，可以直接在這台機器上跑 ssh-keygen 產生新的金鑰對（私鑰留在本機 ~/.ssh/，只把公鑰內容自動帶進表單），不用再另外開終端機手動產生、複製貼上；若這個帳號要給別人用，產生完後私鑰仍需自行安全交接給對方。填完後工具會先唯讀查詢 git_devs 目前的成員名單與帳號是否已存在，接著自動產生一組隨機密碼（存到本機 ~/.nas_git_connector/git_devs_credentials.log，明碼保存，請自行妥善保護此檔案），組出完整的 synouser／synogroup／SSH 金鑰設定／權限同步指令。這套工具沒有免密碼 sudo，不會自動執行，指令會顯示在視窗中，需自行整段複製貼到一個有 sudo 權限的 SSH 視窗、一次執行到底——全程只有最開頭的 sudo -v 會問你自己的登入密碼，其餘全自動，不用分段貼、不用手動改任何一行。指令內 synogroup --member 那步是「整批覆蓋」不是「附加」，工具已把查到的既有成員都列進指令裡，執行完會自動回讀名單核對，只要有人被踢出就會印出 ‼️ 警告提醒立刻處理。</w:t>
+      </w:r>
+    </w:p>
+    <w:p>
+      <w:pPr>
+        <w:pStyle w:val="ListParagraph"/>
+        <w:numPr>
+          <w:ilvl w:val="0"/>
+          <w:numId w:val="2"/>
+        </w:numPr>
+        <w:spacing w:after="60"/>
+      </w:pPr>
+      <w:r>
+        <w:t xml:space="preserve">git_devs 帳號清單…：唯讀列出目前 git_devs 群組所有成員（含 uid、home 目錄、authorized_keys 金鑰數），不用再手動 SSH 上去查 /etc/group。清單裡選一個帳號可按「移除選取帳號…」，做法比照新增：唯讀查詢現況、產生移除指令（不自動執行），synogroup --member 執行完一樣會自動回讀名單核對、有異常就大聲警告。預設只把帳號踢出 git_devs（收回 push 權限，帳號本身還在、比較容易復原），可另外勾選「同時刪除 DSM 帳號本身」徹底刪除（不可逆）；未勾選的情況下該帳號仍可用同一把 SSH 金鑰登入 NAS shell，只是不能再 push 任何 repo。</w:t>
+      </w:r>
+    </w:p>
+    <w:p>
+      <w:pPr>
+        <w:pStyle w:val="ListParagraph"/>
+        <w:numPr>
+          <w:ilvl w:val="0"/>
+          <w:numId w:val="2"/>
+        </w:numPr>
+        <w:spacing w:after="60"/>
+      </w:pPr>
+      <w:r>
+        <w:t xml:space="preserve">git_devs 密碼留底紀錄…：檢視/清除本機的 git_devs_credentials.log（每次新增帳號自動產生的密碼都會留一筆在這裡，明碼保存）。清除紀錄的動作會記進本機操作稽核紀錄。</w:t>
       </w:r>
     </w:p>
     <w:p>

--- a/NasGitConnector_說明書.docx
+++ b/NasGitConnector_說明書.docx
@@ -457,6 +457,14 @@
           <w:szCs w:val="20"/>
         </w:rPr>
         <w:t xml:space="preserve">python .\nas_git_connector.py</w:t>
+      </w:r>
+    </w:p>
+    <w:p>
+      <w:pPr>
+        <w:spacing w:after="120"/>
+      </w:pPr>
+      <w:r>
+        <w:t xml:space="preserve">程式啟動時視窗會自動貼合目前螢幕可用區域（相當於自動按下最大化），不需要每次手動放大；若手動還原成小視窗，會有最小尺寸限制避免版面被壓得太扁。</w:t>
       </w:r>
     </w:p>
     <w:p>

--- a/NasGitConnector_說明書.docx
+++ b/NasGitConnector_說明書.docx
@@ -2285,6 +2285,32 @@
         <w:spacing w:after="60"/>
       </w:pPr>
       <w:r>
+        <w:t xml:space="preserve">註冊鏡像…：讓 NAS 直接對應一個 GitHub 倉庫（在 NAS 上執行 git clone --mirror），註冊後這個倉庫本身就是唯讀對應上游，不要把自己的 commit 推進去；若是私有庫，需先在 NAS 端設好 GitHub 金鑰／token。清單中的鏡像庫會顯示「↺鏡像」標記方便辨識。</w:t>
+      </w:r>
+    </w:p>
+    <w:p>
+      <w:pPr>
+        <w:pStyle w:val="ListParagraph"/>
+        <w:numPr>
+          <w:ilvl w:val="0"/>
+          <w:numId w:val="2"/>
+        </w:numPr>
+        <w:spacing w:after="60"/>
+      </w:pPr>
+      <w:r>
+        <w:t xml:space="preserve">同步鏡像：對清單中選取的鏡像庫執行 git remote update --prune；沒有選取任何倉庫時，會一次同步所有已註冊的鏡像。與 sync_github_mirrors.sh 這支排程腳本做的是同一件事，差別只在手動觸發或排程觸發。</w:t>
+      </w:r>
+    </w:p>
+    <w:p>
+      <w:pPr>
+        <w:pStyle w:val="ListParagraph"/>
+        <w:numPr>
+          <w:ilvl w:val="0"/>
+          <w:numId w:val="2"/>
+        </w:numPr>
+        <w:spacing w:after="60"/>
+      </w:pPr>
+      <w:r>
         <w:t xml:space="preserve">搜尋所有倉庫…：在所有倉庫的預設分支下做全文搜尋（git grep），不用逐一 clone；搜尋結果可雙擊直接開啟該檔案並跳到符合的那一行。</w:t>
       </w:r>
     </w:p>
@@ -2393,6 +2419,19 @@
       </w:pPr>
       <w:r>
         <w:t xml:space="preserve">git_devs 密碼留底紀錄…：檢視/清除本機的 git_devs_credentials.log（每次新增帳號自動產生的密碼都會留一筆在這裡，明碼保存）。清除紀錄的動作會記進本機操作稽核紀錄。</w:t>
+      </w:r>
+    </w:p>
+    <w:p>
+      <w:pPr>
+        <w:pStyle w:val="ListParagraph"/>
+        <w:numPr>
+          <w:ilvl w:val="0"/>
+          <w:numId w:val="2"/>
+        </w:numPr>
+        <w:spacing w:after="60"/>
+      </w:pPr>
+      <w:r>
+        <w:t xml:space="preserve">部署登入通知腳本…：把 notify_login.sh 部署到 NAS 的 tools/ 目錄（會先自動備份舊檔），供 DSM「使用者定義的手機簡訊供應商」呼叫，把登入通知轉發到 Telegram，沿用共用的 config/tg_bot.conf。部署完成後仍需自行到 DSM 網頁完成兩個手動設定（無法用 SSH 自動化，工具的完成訊息會列出詳細步驟）：(1) 控制台 → 通知 → 簡訊 → 使用者定義的手機簡訊供應商，填入部署後的腳本路徑；(2) 控制台 → 通知 → 進階 → 本機使用者登入時傳送簡訊通知，勾選「DSM 登入」與「SSH、Telnet 登入」兩項。注意：DSM 呼叫此腳本的參數慣例未在此 NAS 上實際驗證過，若收不到通知請先確認實際傳入的參數。</w:t>
       </w:r>
     </w:p>
     <w:p>

--- a/NasGitConnector_說明書.docx
+++ b/NasGitConnector_說明書.docx
@@ -292,7 +292,7 @@
                 <w:b w:val="false"/>
                 <w:bCs w:val="false"/>
               </w:rPr>
-              <w:t xml:space="preserve">列出 NAS 上所有倉庫（可依名稱／大小／最近活動排序），檢視／設定每庫 CI 政策，查看明細（含描述）、編輯描述、設定分支保護、瀏覽檔案與內容預覽（含 Markdown 渲染、blame）、Commit Log、已合併分支、Diff 比較、GC 維護、Tag/Release、跨庫搜尋、活動總覽、SSH 金鑰管理（含指紋顯示），取得 Clone URL，clone 到本地，重新命名、封存或刪除倉庫，新建倉庫時可選套用 README/.gitignore 模板。</w:t>
+              <w:t xml:space="preserve">列出 NAS 上所有倉庫（可依名稱／大小／最近活動排序），檢視／設定每庫 CI 政策，查看明細（含描述）、編輯描述、設定分支保護、瀏覽檔案與內容預覽（含 Markdown 渲染、blame）、Commit Log、已合併分支、Diff 比較、GC 維護、完整性檢查（git fsck）、離站備份設定與同步、Tag/Release、跨庫搜尋、活動總覽、SSH 金鑰管理（含指紋顯示），取得 Clone URL，clone 到本地，重新命名、封存或刪除倉庫，新建倉庫時可選套用 README/.gitignore 模板。</w:t>
             </w:r>
           </w:p>
         </w:tc>
@@ -1649,33 +1649,33 @@
                 <w:b w:val="false"/>
                 <w:bCs w:val="false"/>
               </w:rPr>
-              <w:t xml:space="preserve">檔案列表…</w:t>
-            </w:r>
-          </w:p>
-        </w:tc>
-        <w:tc>
-          <w:tcPr>
-            <w:tcW w:type="dxa" w:w="0"/>
-            <w:tcBorders>
-              <w:top w:val="single" w:color="CCCCCC" w:sz="1"/>
-              <w:left w:val="single" w:color="CCCCCC" w:sz="1"/>
-              <w:bottom w:val="single" w:color="CCCCCC" w:sz="1"/>
-              <w:right w:val="single" w:color="CCCCCC" w:sz="1"/>
-            </w:tcBorders>
-            <w:tcMar>
-              <w:top w:type="dxa" w:w="80"/>
-              <w:left w:type="dxa" w:w="120"/>
-              <w:bottom w:type="dxa" w:w="80"/>
-              <w:right w:type="dxa" w:w="120"/>
-            </w:tcMar>
-          </w:tcPr>
-          <w:p>
-            <w:r>
-              <w:rPr>
-                <w:b w:val="false"/>
-                <w:bCs w:val="false"/>
-              </w:rPr>
-              <w:t xml:space="preserve">不用 clone，直接列出此庫在預設分支（HEAD）下的所有檔案路徑與大小，並顯示檔案總數。</w:t>
+              <w:t xml:space="preserve">離站備份…</w:t>
+            </w:r>
+          </w:p>
+        </w:tc>
+        <w:tc>
+          <w:tcPr>
+            <w:tcW w:type="dxa" w:w="0"/>
+            <w:tcBorders>
+              <w:top w:val="single" w:color="CCCCCC" w:sz="1"/>
+              <w:left w:val="single" w:color="CCCCCC" w:sz="1"/>
+              <w:bottom w:val="single" w:color="CCCCCC" w:sz="1"/>
+              <w:right w:val="single" w:color="CCCCCC" w:sz="1"/>
+            </w:tcBorders>
+            <w:tcMar>
+              <w:top w:type="dxa" w:w="80"/>
+              <w:left w:type="dxa" w:w="120"/>
+              <w:bottom w:type="dxa" w:w="80"/>
+              <w:right w:type="dxa" w:w="120"/>
+            </w:tcMar>
+          </w:tcPr>
+          <w:p>
+            <w:r>
+              <w:rPr>
+                <w:b w:val="false"/>
+                <w:bCs w:val="false"/>
+              </w:rPr>
+              <w:t xml:space="preserve">設定此庫的離站備份目的地（外部 Git 端點，例如 GitHub 私有庫）。設定後可用「同步離站備份」把這個庫用 git push --mirror 推過去，作為 NAS 本機以外的備份。注意：同步會讓目的地完全比照這個庫（含刪除目的地多出的分支/tag），請指向一個專用的空白備份倉庫，不要指向還在使用中的其他倉庫。</w:t>
             </w:r>
           </w:p>
         </w:tc>
@@ -1703,33 +1703,33 @@
                 <w:b w:val="false"/>
                 <w:bCs w:val="false"/>
               </w:rPr>
-              <w:t xml:space="preserve">批次設定 CI…</w:t>
-            </w:r>
-          </w:p>
-        </w:tc>
-        <w:tc>
-          <w:tcPr>
-            <w:tcW w:type="dxa" w:w="0"/>
-            <w:tcBorders>
-              <w:top w:val="single" w:color="CCCCCC" w:sz="1"/>
-              <w:left w:val="single" w:color="CCCCCC" w:sz="1"/>
-              <w:bottom w:val="single" w:color="CCCCCC" w:sz="1"/>
-              <w:right w:val="single" w:color="CCCCCC" w:sz="1"/>
-            </w:tcBorders>
-            <w:tcMar>
-              <w:top w:type="dxa" w:w="80"/>
-              <w:left w:type="dxa" w:w="120"/>
-              <w:bottom w:type="dxa" w:w="80"/>
-              <w:right w:type="dxa" w:w="120"/>
-            </w:tcMar>
-          </w:tcPr>
-          <w:p>
-            <w:r>
-              <w:rPr>
-                <w:b w:val="false"/>
-                <w:bCs w:val="false"/>
-              </w:rPr>
-              <w:t xml:space="preserve">可對多選的倉庫一次套用同一組 CI 政策。</w:t>
+              <w:t xml:space="preserve">檔案列表…</w:t>
+            </w:r>
+          </w:p>
+        </w:tc>
+        <w:tc>
+          <w:tcPr>
+            <w:tcW w:type="dxa" w:w="0"/>
+            <w:tcBorders>
+              <w:top w:val="single" w:color="CCCCCC" w:sz="1"/>
+              <w:left w:val="single" w:color="CCCCCC" w:sz="1"/>
+              <w:bottom w:val="single" w:color="CCCCCC" w:sz="1"/>
+              <w:right w:val="single" w:color="CCCCCC" w:sz="1"/>
+            </w:tcBorders>
+            <w:tcMar>
+              <w:top w:type="dxa" w:w="80"/>
+              <w:left w:type="dxa" w:w="120"/>
+              <w:bottom w:type="dxa" w:w="80"/>
+              <w:right w:type="dxa" w:w="120"/>
+            </w:tcMar>
+          </w:tcPr>
+          <w:p>
+            <w:r>
+              <w:rPr>
+                <w:b w:val="false"/>
+                <w:bCs w:val="false"/>
+              </w:rPr>
+              <w:t xml:space="preserve">不用 clone，直接列出此庫在預設分支（HEAD）下的所有檔案路徑與大小，並顯示檔案總數。</w:t>
             </w:r>
           </w:p>
         </w:tc>
@@ -1757,33 +1757,33 @@
                 <w:b w:val="false"/>
                 <w:bCs w:val="false"/>
               </w:rPr>
-              <w:t xml:space="preserve">重新命名…</w:t>
-            </w:r>
-          </w:p>
-        </w:tc>
-        <w:tc>
-          <w:tcPr>
-            <w:tcW w:type="dxa" w:w="0"/>
-            <w:tcBorders>
-              <w:top w:val="single" w:color="CCCCCC" w:sz="1"/>
-              <w:left w:val="single" w:color="CCCCCC" w:sz="1"/>
-              <w:bottom w:val="single" w:color="CCCCCC" w:sz="1"/>
-              <w:right w:val="single" w:color="CCCCCC" w:sz="1"/>
-            </w:tcBorders>
-            <w:tcMar>
-              <w:top w:type="dxa" w:w="80"/>
-              <w:left w:type="dxa" w:w="120"/>
-              <w:bottom w:type="dxa" w:w="80"/>
-              <w:right w:type="dxa" w:w="120"/>
-            </w:tcMar>
-          </w:tcPr>
-          <w:p>
-            <w:r>
-              <w:rPr>
-                <w:b w:val="false"/>
-                <w:bCs w:val="false"/>
-              </w:rPr>
-              <w:t xml:space="preserve">真正重新命名這個倉庫（含同步改 ci_policies/&lt;repo&gt;.policy 檔名），不是封存再重建。</w:t>
+              <w:t xml:space="preserve">批次設定 CI…</w:t>
+            </w:r>
+          </w:p>
+        </w:tc>
+        <w:tc>
+          <w:tcPr>
+            <w:tcW w:type="dxa" w:w="0"/>
+            <w:tcBorders>
+              <w:top w:val="single" w:color="CCCCCC" w:sz="1"/>
+              <w:left w:val="single" w:color="CCCCCC" w:sz="1"/>
+              <w:bottom w:val="single" w:color="CCCCCC" w:sz="1"/>
+              <w:right w:val="single" w:color="CCCCCC" w:sz="1"/>
+            </w:tcBorders>
+            <w:tcMar>
+              <w:top w:type="dxa" w:w="80"/>
+              <w:left w:type="dxa" w:w="120"/>
+              <w:bottom w:type="dxa" w:w="80"/>
+              <w:right w:type="dxa" w:w="120"/>
+            </w:tcMar>
+          </w:tcPr>
+          <w:p>
+            <w:r>
+              <w:rPr>
+                <w:b w:val="false"/>
+                <w:bCs w:val="false"/>
+              </w:rPr>
+              <w:t xml:space="preserve">可對多選的倉庫一次套用同一組 CI 政策。</w:t>
             </w:r>
           </w:p>
         </w:tc>
@@ -1811,33 +1811,33 @@
                 <w:b w:val="false"/>
                 <w:bCs w:val="false"/>
               </w:rPr>
-              <w:t xml:space="preserve">Commit Log…</w:t>
-            </w:r>
-          </w:p>
-        </w:tc>
-        <w:tc>
-          <w:tcPr>
-            <w:tcW w:type="dxa" w:w="0"/>
-            <w:tcBorders>
-              <w:top w:val="single" w:color="CCCCCC" w:sz="1"/>
-              <w:left w:val="single" w:color="CCCCCC" w:sz="1"/>
-              <w:bottom w:val="single" w:color="CCCCCC" w:sz="1"/>
-              <w:right w:val="single" w:color="CCCCCC" w:sz="1"/>
-            </w:tcBorders>
-            <w:tcMar>
-              <w:top w:type="dxa" w:w="80"/>
-              <w:left w:type="dxa" w:w="120"/>
-              <w:bottom w:type="dxa" w:w="80"/>
-              <w:right w:type="dxa" w:w="120"/>
-            </w:tcMar>
-          </w:tcPr>
-          <w:p>
-            <w:r>
-              <w:rPr>
-                <w:b w:val="false"/>
-                <w:bCs w:val="false"/>
-              </w:rPr>
-              <w:t xml:space="preserve">瀏覽此庫某分支的完整 commit 歷史（可選分支、可調筆數），不只顯示最後一筆。</w:t>
+              <w:t xml:space="preserve">重新命名…</w:t>
+            </w:r>
+          </w:p>
+        </w:tc>
+        <w:tc>
+          <w:tcPr>
+            <w:tcW w:type="dxa" w:w="0"/>
+            <w:tcBorders>
+              <w:top w:val="single" w:color="CCCCCC" w:sz="1"/>
+              <w:left w:val="single" w:color="CCCCCC" w:sz="1"/>
+              <w:bottom w:val="single" w:color="CCCCCC" w:sz="1"/>
+              <w:right w:val="single" w:color="CCCCCC" w:sz="1"/>
+            </w:tcBorders>
+            <w:tcMar>
+              <w:top w:type="dxa" w:w="80"/>
+              <w:left w:type="dxa" w:w="120"/>
+              <w:bottom w:type="dxa" w:w="80"/>
+              <w:right w:type="dxa" w:w="120"/>
+            </w:tcMar>
+          </w:tcPr>
+          <w:p>
+            <w:r>
+              <w:rPr>
+                <w:b w:val="false"/>
+                <w:bCs w:val="false"/>
+              </w:rPr>
+              <w:t xml:space="preserve">真正重新命名這個倉庫（含同步改 ci_policies/&lt;repo&gt;.policy 檔名），不是封存再重建。</w:t>
             </w:r>
           </w:p>
         </w:tc>
@@ -1865,33 +1865,33 @@
                 <w:b w:val="false"/>
                 <w:bCs w:val="false"/>
               </w:rPr>
-              <w:t xml:space="preserve">已合併分支…</w:t>
-            </w:r>
-          </w:p>
-        </w:tc>
-        <w:tc>
-          <w:tcPr>
-            <w:tcW w:type="dxa" w:w="0"/>
-            <w:tcBorders>
-              <w:top w:val="single" w:color="CCCCCC" w:sz="1"/>
-              <w:left w:val="single" w:color="CCCCCC" w:sz="1"/>
-              <w:bottom w:val="single" w:color="CCCCCC" w:sz="1"/>
-              <w:right w:val="single" w:color="CCCCCC" w:sz="1"/>
-            </w:tcBorders>
-            <w:tcMar>
-              <w:top w:type="dxa" w:w="80"/>
-              <w:left w:type="dxa" w:w="120"/>
-              <w:bottom w:type="dxa" w:w="80"/>
-              <w:right w:type="dxa" w:w="120"/>
-            </w:tcMar>
-          </w:tcPr>
-          <w:p>
-            <w:r>
-              <w:rPr>
-                <w:b w:val="false"/>
-                <w:bCs w:val="false"/>
-              </w:rPr>
-              <w:t xml:space="preserve">列出已完全合併進預設分支、可考慮清理的分支；僅列出，不會自動刪除。</w:t>
+              <w:t xml:space="preserve">Commit Log…</w:t>
+            </w:r>
+          </w:p>
+        </w:tc>
+        <w:tc>
+          <w:tcPr>
+            <w:tcW w:type="dxa" w:w="0"/>
+            <w:tcBorders>
+              <w:top w:val="single" w:color="CCCCCC" w:sz="1"/>
+              <w:left w:val="single" w:color="CCCCCC" w:sz="1"/>
+              <w:bottom w:val="single" w:color="CCCCCC" w:sz="1"/>
+              <w:right w:val="single" w:color="CCCCCC" w:sz="1"/>
+            </w:tcBorders>
+            <w:tcMar>
+              <w:top w:type="dxa" w:w="80"/>
+              <w:left w:type="dxa" w:w="120"/>
+              <w:bottom w:type="dxa" w:w="80"/>
+              <w:right w:type="dxa" w:w="120"/>
+            </w:tcMar>
+          </w:tcPr>
+          <w:p>
+            <w:r>
+              <w:rPr>
+                <w:b w:val="false"/>
+                <w:bCs w:val="false"/>
+              </w:rPr>
+              <w:t xml:space="preserve">瀏覽此庫某分支的完整 commit 歷史（可選分支、可調筆數），不只顯示最後一筆。</w:t>
             </w:r>
           </w:p>
         </w:tc>
@@ -1919,33 +1919,33 @@
                 <w:b w:val="false"/>
                 <w:bCs w:val="false"/>
               </w:rPr>
-              <w:t xml:space="preserve">Diff 比較…</w:t>
-            </w:r>
-          </w:p>
-        </w:tc>
-        <w:tc>
-          <w:tcPr>
-            <w:tcW w:type="dxa" w:w="0"/>
-            <w:tcBorders>
-              <w:top w:val="single" w:color="CCCCCC" w:sz="1"/>
-              <w:left w:val="single" w:color="CCCCCC" w:sz="1"/>
-              <w:bottom w:val="single" w:color="CCCCCC" w:sz="1"/>
-              <w:right w:val="single" w:color="CCCCCC" w:sz="1"/>
-            </w:tcBorders>
-            <w:tcMar>
-              <w:top w:type="dxa" w:w="80"/>
-              <w:left w:type="dxa" w:w="120"/>
-              <w:bottom w:type="dxa" w:w="80"/>
-              <w:right w:type="dxa" w:w="120"/>
-            </w:tcMar>
-          </w:tcPr>
-          <w:p>
-            <w:r>
-              <w:rPr>
-                <w:b w:val="false"/>
-                <w:bCs w:val="false"/>
-              </w:rPr>
-              <w:t xml:space="preserve">比較此庫任兩個分支/commit 的差異，不用 clone；預設只顯示統計（--stat）。</w:t>
+              <w:t xml:space="preserve">已合併分支…</w:t>
+            </w:r>
+          </w:p>
+        </w:tc>
+        <w:tc>
+          <w:tcPr>
+            <w:tcW w:type="dxa" w:w="0"/>
+            <w:tcBorders>
+              <w:top w:val="single" w:color="CCCCCC" w:sz="1"/>
+              <w:left w:val="single" w:color="CCCCCC" w:sz="1"/>
+              <w:bottom w:val="single" w:color="CCCCCC" w:sz="1"/>
+              <w:right w:val="single" w:color="CCCCCC" w:sz="1"/>
+            </w:tcBorders>
+            <w:tcMar>
+              <w:top w:type="dxa" w:w="80"/>
+              <w:left w:type="dxa" w:w="120"/>
+              <w:bottom w:type="dxa" w:w="80"/>
+              <w:right w:type="dxa" w:w="120"/>
+            </w:tcMar>
+          </w:tcPr>
+          <w:p>
+            <w:r>
+              <w:rPr>
+                <w:b w:val="false"/>
+                <w:bCs w:val="false"/>
+              </w:rPr>
+              <w:t xml:space="preserve">列出已完全合併進預設分支、可考慮清理的分支；僅列出，不會自動刪除。</w:t>
             </w:r>
           </w:p>
         </w:tc>
@@ -1973,33 +1973,33 @@
                 <w:b w:val="false"/>
                 <w:bCs w:val="false"/>
               </w:rPr>
-              <w:t xml:space="preserve">GC 維護…</w:t>
-            </w:r>
-          </w:p>
-        </w:tc>
-        <w:tc>
-          <w:tcPr>
-            <w:tcW w:type="dxa" w:w="0"/>
-            <w:tcBorders>
-              <w:top w:val="single" w:color="CCCCCC" w:sz="1"/>
-              <w:left w:val="single" w:color="CCCCCC" w:sz="1"/>
-              <w:bottom w:val="single" w:color="CCCCCC" w:sz="1"/>
-              <w:right w:val="single" w:color="CCCCCC" w:sz="1"/>
-            </w:tcBorders>
-            <w:tcMar>
-              <w:top w:type="dxa" w:w="80"/>
-              <w:left w:type="dxa" w:w="120"/>
-              <w:bottom w:type="dxa" w:w="80"/>
-              <w:right w:type="dxa" w:w="120"/>
-            </w:tcMar>
-          </w:tcPr>
-          <w:p>
-            <w:r>
-              <w:rPr>
-                <w:b w:val="false"/>
-                <w:bCs w:val="false"/>
-              </w:rPr>
-              <w:t xml:space="preserve">對選取的倉庫（可多選）執行 git gc，回收空間、整理 pack，回報前後容量。</w:t>
+              <w:t xml:space="preserve">Diff 比較…</w:t>
+            </w:r>
+          </w:p>
+        </w:tc>
+        <w:tc>
+          <w:tcPr>
+            <w:tcW w:type="dxa" w:w="0"/>
+            <w:tcBorders>
+              <w:top w:val="single" w:color="CCCCCC" w:sz="1"/>
+              <w:left w:val="single" w:color="CCCCCC" w:sz="1"/>
+              <w:bottom w:val="single" w:color="CCCCCC" w:sz="1"/>
+              <w:right w:val="single" w:color="CCCCCC" w:sz="1"/>
+            </w:tcBorders>
+            <w:tcMar>
+              <w:top w:type="dxa" w:w="80"/>
+              <w:left w:type="dxa" w:w="120"/>
+              <w:bottom w:type="dxa" w:w="80"/>
+              <w:right w:type="dxa" w:w="120"/>
+            </w:tcMar>
+          </w:tcPr>
+          <w:p>
+            <w:r>
+              <w:rPr>
+                <w:b w:val="false"/>
+                <w:bCs w:val="false"/>
+              </w:rPr>
+              <w:t xml:space="preserve">比較此庫任兩個分支/commit 的差異，不用 clone；預設只顯示統計（--stat）。</w:t>
             </w:r>
           </w:p>
         </w:tc>
@@ -2027,33 +2027,33 @@
                 <w:b w:val="false"/>
                 <w:bCs w:val="false"/>
               </w:rPr>
-              <w:t xml:space="preserve">Tag / Release…</w:t>
-            </w:r>
-          </w:p>
-        </w:tc>
-        <w:tc>
-          <w:tcPr>
-            <w:tcW w:type="dxa" w:w="0"/>
-            <w:tcBorders>
-              <w:top w:val="single" w:color="CCCCCC" w:sz="1"/>
-              <w:left w:val="single" w:color="CCCCCC" w:sz="1"/>
-              <w:bottom w:val="single" w:color="CCCCCC" w:sz="1"/>
-              <w:right w:val="single" w:color="CCCCCC" w:sz="1"/>
-            </w:tcBorders>
-            <w:tcMar>
-              <w:top w:type="dxa" w:w="80"/>
-              <w:left w:type="dxa" w:w="120"/>
-              <w:bottom w:type="dxa" w:w="80"/>
-              <w:right w:type="dxa" w:w="120"/>
-            </w:tcMar>
-          </w:tcPr>
-          <w:p>
-            <w:r>
-              <w:rPr>
-                <w:b w:val="false"/>
-                <w:bCs w:val="false"/>
-              </w:rPr>
-              <w:t xml:space="preserve">列出/新增/刪除此庫的 annotated tag，可當簡易 Release 標記（僅 tag+訊息，不含檔案下載/HTML 頁面）。</w:t>
+              <w:t xml:space="preserve">GC 維護…</w:t>
+            </w:r>
+          </w:p>
+        </w:tc>
+        <w:tc>
+          <w:tcPr>
+            <w:tcW w:type="dxa" w:w="0"/>
+            <w:tcBorders>
+              <w:top w:val="single" w:color="CCCCCC" w:sz="1"/>
+              <w:left w:val="single" w:color="CCCCCC" w:sz="1"/>
+              <w:bottom w:val="single" w:color="CCCCCC" w:sz="1"/>
+              <w:right w:val="single" w:color="CCCCCC" w:sz="1"/>
+            </w:tcBorders>
+            <w:tcMar>
+              <w:top w:type="dxa" w:w="80"/>
+              <w:left w:type="dxa" w:w="120"/>
+              <w:bottom w:type="dxa" w:w="80"/>
+              <w:right w:type="dxa" w:w="120"/>
+            </w:tcMar>
+          </w:tcPr>
+          <w:p>
+            <w:r>
+              <w:rPr>
+                <w:b w:val="false"/>
+                <w:bCs w:val="false"/>
+              </w:rPr>
+              <w:t xml:space="preserve">對選取的倉庫（可多選）執行 git gc，回收空間、整理 pack，回報前後容量。</w:t>
             </w:r>
           </w:p>
         </w:tc>
@@ -2081,6 +2081,114 @@
                 <w:b w:val="false"/>
                 <w:bCs w:val="false"/>
               </w:rPr>
+              <w:t xml:space="preserve">完整性檢查…</w:t>
+            </w:r>
+          </w:p>
+        </w:tc>
+        <w:tc>
+          <w:tcPr>
+            <w:tcW w:type="dxa" w:w="0"/>
+            <w:tcBorders>
+              <w:top w:val="single" w:color="CCCCCC" w:sz="1"/>
+              <w:left w:val="single" w:color="CCCCCC" w:sz="1"/>
+              <w:bottom w:val="single" w:color="CCCCCC" w:sz="1"/>
+              <w:right w:val="single" w:color="CCCCCC" w:sz="1"/>
+            </w:tcBorders>
+            <w:tcMar>
+              <w:top w:type="dxa" w:w="80"/>
+              <w:left w:type="dxa" w:w="120"/>
+              <w:bottom w:type="dxa" w:w="80"/>
+              <w:right w:type="dxa" w:w="120"/>
+            </w:tcMar>
+          </w:tcPr>
+          <w:p>
+            <w:r>
+              <w:rPr>
+                <w:b w:val="false"/>
+                <w:bCs w:val="false"/>
+              </w:rPr>
+              <w:t xml:space="preserve">對選取的倉庫（可多選）執行 git fsck --full，唯讀檢查物件庫是否有損毀/遺失（不會修改倉庫）。結果會區分「真的損毀/遺失」與「dangling/unreachable 物件」（後者是正常現象，例如 rebase、amend 後留下的舊物件，不代表有問題）。</w:t>
+            </w:r>
+          </w:p>
+        </w:tc>
+      </w:tr>
+      <w:tr>
+        <w:tc>
+          <w:tcPr>
+            <w:tcW w:type="dxa" w:w="0"/>
+            <w:tcBorders>
+              <w:top w:val="single" w:color="CCCCCC" w:sz="1"/>
+              <w:left w:val="single" w:color="CCCCCC" w:sz="1"/>
+              <w:bottom w:val="single" w:color="CCCCCC" w:sz="1"/>
+              <w:right w:val="single" w:color="CCCCCC" w:sz="1"/>
+            </w:tcBorders>
+            <w:tcMar>
+              <w:top w:type="dxa" w:w="80"/>
+              <w:left w:type="dxa" w:w="120"/>
+              <w:bottom w:type="dxa" w:w="80"/>
+              <w:right w:type="dxa" w:w="120"/>
+            </w:tcMar>
+          </w:tcPr>
+          <w:p>
+            <w:r>
+              <w:rPr>
+                <w:b w:val="false"/>
+                <w:bCs w:val="false"/>
+              </w:rPr>
+              <w:t xml:space="preserve">Tag / Release…</w:t>
+            </w:r>
+          </w:p>
+        </w:tc>
+        <w:tc>
+          <w:tcPr>
+            <w:tcW w:type="dxa" w:w="0"/>
+            <w:tcBorders>
+              <w:top w:val="single" w:color="CCCCCC" w:sz="1"/>
+              <w:left w:val="single" w:color="CCCCCC" w:sz="1"/>
+              <w:bottom w:val="single" w:color="CCCCCC" w:sz="1"/>
+              <w:right w:val="single" w:color="CCCCCC" w:sz="1"/>
+            </w:tcBorders>
+            <w:tcMar>
+              <w:top w:type="dxa" w:w="80"/>
+              <w:left w:type="dxa" w:w="120"/>
+              <w:bottom w:type="dxa" w:w="80"/>
+              <w:right w:type="dxa" w:w="120"/>
+            </w:tcMar>
+          </w:tcPr>
+          <w:p>
+            <w:r>
+              <w:rPr>
+                <w:b w:val="false"/>
+                <w:bCs w:val="false"/>
+              </w:rPr>
+              <w:t xml:space="preserve">列出/新增/刪除此庫的 annotated tag，可當簡易 Release 標記（僅 tag+訊息，不含檔案下載/HTML 頁面）。</w:t>
+            </w:r>
+          </w:p>
+        </w:tc>
+      </w:tr>
+      <w:tr>
+        <w:tc>
+          <w:tcPr>
+            <w:tcW w:type="dxa" w:w="0"/>
+            <w:tcBorders>
+              <w:top w:val="single" w:color="CCCCCC" w:sz="1"/>
+              <w:left w:val="single" w:color="CCCCCC" w:sz="1"/>
+              <w:bottom w:val="single" w:color="CCCCCC" w:sz="1"/>
+              <w:right w:val="single" w:color="CCCCCC" w:sz="1"/>
+            </w:tcBorders>
+            <w:tcMar>
+              <w:top w:type="dxa" w:w="80"/>
+              <w:left w:type="dxa" w:w="120"/>
+              <w:bottom w:type="dxa" w:w="80"/>
+              <w:right w:type="dxa" w:w="120"/>
+            </w:tcMar>
+          </w:tcPr>
+          <w:p>
+            <w:r>
+              <w:rPr>
+                <w:b w:val="false"/>
+                <w:bCs w:val="false"/>
+              </w:rPr>
               <w:t xml:space="preserve">安全下庄 / 刪除此倉庫…</w:t>
             </w:r>
           </w:p>
@@ -2311,6 +2419,19 @@
         <w:spacing w:after="60"/>
       </w:pPr>
       <w:r>
+        <w:t xml:space="preserve">同步離站備份：對清單中選取的倉庫執行 git push --mirror 到各自設定好的離站備份目的地；沒有選取任何倉庫時，會一次同步所有已設定離站備份的倉庫（尚未設定的倉庫會被略過）。方向與「同步鏡像」相反：鏡像是把外部 GitHub 拉進 NAS，離站備份是把 NAS 上的庫推到外部，作為 NAS 硬碟損毀時的備援。</w:t>
+      </w:r>
+    </w:p>
+    <w:p>
+      <w:pPr>
+        <w:pStyle w:val="ListParagraph"/>
+        <w:numPr>
+          <w:ilvl w:val="0"/>
+          <w:numId w:val="2"/>
+        </w:numPr>
+        <w:spacing w:after="60"/>
+      </w:pPr>
+      <w:r>
         <w:t xml:space="preserve">搜尋所有倉庫…：在所有倉庫的預設分支下做全文搜尋（git grep），不用逐一 clone；搜尋結果可雙擊直接開啟該檔案並跳到符合的那一行。</w:t>
       </w:r>
     </w:p>
@@ -2517,7 +2638,7 @@
         <w:spacing w:after="60"/>
       </w:pPr>
       <w:r>
-        <w:t xml:space="preserve">本機操作稽核紀錄：這套工具本身在本機做過的刪除倉庫／重新命名／砍 tag／砍 SSH 金鑰／GC／批次清封存等破壞性動作紀錄，存在本機 ~/.nas_git_connector/audit.log（NAS 端只留得住 push 記錄，不會記這些管理動作）。</w:t>
+        <w:t xml:space="preserve">本機操作稽核紀錄：這套工具本身在本機做過的刪除倉庫／重新命名／砍 tag／砍 SSH 金鑰／GC／批次清封存等破壞性動作紀錄，以及設定 CI 政策／編輯描述／分支保護／Telegram 通知設定／離站備份目的地等會改動伺服器設定的動作紀錄，存在本機 ~/.nas_git_connector/audit.log（NAS 端只留得住 push 記錄，不會記這些管理動作）。Telegram Bot Token 本身不會被記錄，只會記錄「有沒有設定」。</w:t>
       </w:r>
     </w:p>
     <w:p>

--- a/NasGitConnector_說明書.docx
+++ b/NasGitConnector_說明書.docx
@@ -2540,19 +2540,6 @@
       </w:pPr>
       <w:r>
         <w:t xml:space="preserve">git_devs 密碼留底紀錄…：檢視/清除本機的 git_devs_credentials.log（每次新增帳號自動產生的密碼都會留一筆在這裡，明碼保存）。清除紀錄的動作會記進本機操作稽核紀錄。</w:t>
-      </w:r>
-    </w:p>
-    <w:p>
-      <w:pPr>
-        <w:pStyle w:val="ListParagraph"/>
-        <w:numPr>
-          <w:ilvl w:val="0"/>
-          <w:numId w:val="2"/>
-        </w:numPr>
-        <w:spacing w:after="60"/>
-      </w:pPr>
-      <w:r>
-        <w:t xml:space="preserve">部署登入通知腳本…：把 notify_login.sh 部署到 NAS 的 tools/ 目錄（會先自動備份舊檔），供 DSM「使用者定義的手機簡訊供應商」呼叫，把登入通知轉發到 Telegram，沿用共用的 config/tg_bot.conf。部署完成後仍需自行到 DSM 網頁完成兩個手動設定（無法用 SSH 自動化，工具的完成訊息會列出詳細步驟）：(1) 控制台 → 通知 → 簡訊 → 使用者定義的手機簡訊供應商，填入部署後的腳本路徑；(2) 控制台 → 通知 → 進階 → 本機使用者登入時傳送簡訊通知，勾選「DSM 登入」與「SSH、Telnet 登入」兩項。注意：DSM 呼叫此腳本的參數慣例未在此 NAS 上實際驗證過，若收不到通知請先確認實際傳入的參數。</w:t>
       </w:r>
     </w:p>
     <w:p>

--- a/NasGitConnector_說明書.docx
+++ b/NasGitConnector_說明書.docx
@@ -54,6 +54,19 @@
           <w:szCs w:val="24"/>
         </w:rPr>
         <w:t xml:space="preserve">NAS 位址：kcc3713.synology.me（/volume1/Git_Server）</w:t>
+      </w:r>
+    </w:p>
+    <w:p>
+      <w:pPr>
+        <w:jc w:val="center"/>
+      </w:pPr>
+      <w:r>
+        <w:rPr>
+          <w:color w:val="666666"/>
+          <w:sz w:val="24"/>
+          <w:szCs w:val="24"/>
+        </w:rPr>
+        <w:t xml:space="preserve">版本：v2.2.0</w:t>
       </w:r>
     </w:p>
     <w:p>

--- a/NasGitConnector_說明書.docx
+++ b/NasGitConnector_說明書.docx
@@ -66,7 +66,7 @@
           <w:sz w:val="24"/>
           <w:szCs w:val="24"/>
         </w:rPr>
-        <w:t xml:space="preserve">版本：v2.2.0</w:t>
+        <w:t xml:space="preserve">版本：v2.3.0</w:t>
       </w:r>
     </w:p>
     <w:p>

--- a/NasGitConnector_說明書.docx
+++ b/NasGitConnector_說明書.docx
@@ -66,7 +66,7 @@
           <w:sz w:val="24"/>
           <w:szCs w:val="24"/>
         </w:rPr>
-        <w:t xml:space="preserve">版本：v2.3.0</w:t>
+        <w:t xml:space="preserve">版本：v2.3.1</w:t>
       </w:r>
     </w:p>
     <w:p>

--- a/NasGitConnector_說明書.docx
+++ b/NasGitConnector_說明書.docx
@@ -2500,7 +2500,7 @@
         <w:spacing w:after="60"/>
       </w:pPr>
       <w:r>
-        <w:t xml:space="preserve">健康檢查：檢查 CI 引擎是否已升級（含 AUTO_POLICY_LOAD 自載入邏輯）、各倉庫 hook 是否套用、擁有群組是否正確為 git_devs、是否已設定 core.sharedRepository=group（避免多身份交錯 push 卡權限）；另外會掃描各庫是否有超過 5MB 的檔案，建議改用 Git LFS（僅提醒，不會自動處理）。</w:t>
+        <w:t xml:space="preserve">健康檢查：檢查 CI 引擎是否已升級（含 AUTO_POLICY_LOAD 自載入邏輯）、各倉庫 hook 是否套用、擁有群組是否正確為 git_devs、是否已設定 core.sharedRepository=group（避免多身份交錯 push 卡權限）；另外會掃描各庫是否有超過 5MB 的檔案，建議改用 Git LFS（僅提醒，不會自動處理）；也會逐一檢查 git_devs 每個成員 home 目錄的 Synology ACL，ACL 沒清乾淨的話 DSM 的 sshd 會整段無聲忽略該帳號的 authorized_keys、退回密碼登入且不會報錯，健檢會列出受影響帳號並附上修法指令（僅提醒，不會自動處理）。</w:t>
       </w:r>
     </w:p>
     <w:p>
@@ -2526,7 +2526,7 @@
         <w:spacing w:after="60"/>
       </w:pPr>
       <w:r>
-        <w:t xml:space="preserve">新增 git_devs 帳號…：填入帳號名稱、描述、Email（可留空）與該帳號要用來 push 的 SSH 公鑰。旁邊有顆「本機產生新金鑰…」鈕，可以直接在這台機器上跑 ssh-keygen 產生新的金鑰對（私鑰留在本機 ~/.ssh/，只把公鑰內容自動帶進表單），不用再另外開終端機手動產生、複製貼上；若這個帳號要給別人用，產生完後私鑰仍需自行安全交接給對方。填完後工具會先唯讀查詢 git_devs 目前的成員名單與帳號是否已存在，接著自動產生一組隨機密碼（存到本機 ~/.nas_git_connector/git_devs_credentials.log，明碼保存，請自行妥善保護此檔案），組出完整的 synouser／synogroup／SSH 金鑰設定／權限同步指令。這套工具沒有免密碼 sudo，不會自動執行，指令會顯示在視窗中，需自行整段複製貼到一個有 sudo 權限的 SSH 視窗、一次執行到底——全程只有最開頭的 sudo -v 會問你自己的登入密碼，其餘全自動，不用分段貼、不用手動改任何一行。指令內 synogroup --member 那步是「整批覆蓋」不是「附加」，工具已把查到的既有成員都列進指令裡，執行完會自動回讀名單核對，只要有人被踢出就會印出 ‼️ 警告提醒立刻處理。</w:t>
+        <w:t xml:space="preserve">新增 git_devs 帳號…：填入帳號名稱、描述、Email（可留空）與該帳號要用來 push 的 SSH 公鑰。旁邊有顆「本機產生新金鑰…」鈕，可以直接在這台機器上跑 ssh-keygen 產生新的金鑰對（私鑰留在本機 ~/.ssh/，只把公鑰內容自動帶進表單），不用再另外開終端機手動產生、複製貼上；若這個帳號要給別人用，產生完後私鑰仍需自行安全交接給對方。填完後工具會先唯讀查詢 git_devs 目前的成員名單與帳號是否已存在，接著自動產生一組隨機密碼（存到本機 ~/.nas_git_connector/git_devs_credentials.log，明碼保存，請自行妥善保護此檔案），組出完整的 synouser／synogroup／SSH 金鑰設定／權限同步指令。這套工具沒有免密碼 sudo，不會自動執行，指令會顯示在視窗中，需自行整段複製貼到一個有 sudo 權限的 SSH 視窗、一次執行到底——全程只有最開頭的 sudo -v 會問你自己的登入密碼，其餘全自動，不用分段貼、不用手動改任何一行。指令內 synogroup --member 那步是「整批覆蓋」不是「附加」，工具已把查到的既有成員都列進指令裡，執行完會自動回讀名單核對，只要有人被踢出就會印出 ‼️ 警告提醒立刻處理。設定 SSH 金鑰登入那步還會先清掉家目錄本身的 Synology ACL（sudo synoacltool -del＋chmod 700），因為 DSM 的 sshd 會另外檢查家目錄的 ACL，不清乾淨的話就算金鑰內容完全正確，也會整段無聲忽略 authorized_keys、退回密碼登入，畫面上不會有任何錯誤訊息。</w:t>
       </w:r>
     </w:p>
     <w:p>
@@ -2540,6 +2540,32 @@
       </w:pPr>
       <w:r>
         <w:t xml:space="preserve">git_devs 帳號清單…：唯讀列出目前 git_devs 群組所有成員（含 uid、home 目錄、authorized_keys 金鑰數），不用再手動 SSH 上去查 /etc/group。清單裡選一個帳號可按「移除選取帳號…」，做法比照新增：唯讀查詢現況、產生移除指令（不自動執行），synogroup --member 執行完一樣會自動回讀名單核對、有異常就大聲警告。預設只把帳號踢出 git_devs（收回 push 權限，帳號本身還在、比較容易復原），可另外勾選「同時刪除 DSM 帳號本身」徹底刪除（不可逆）；未勾選的情況下該帳號仍可用同一把 SSH 金鑰登入 NAS shell，只是不能再 push 任何 repo。</w:t>
+      </w:r>
+    </w:p>
+    <w:p>
+      <w:pPr>
+        <w:pStyle w:val="ListParagraph"/>
+        <w:numPr>
+          <w:ilvl w:val="0"/>
+          <w:numId w:val="2"/>
+        </w:numPr>
+        <w:spacing w:after="60"/>
+      </w:pPr>
+      <w:r>
+        <w:t xml:space="preserve">幫選取帳號新增金鑰…（從 git_devs 帳號清單點選一個帳號後開啟）：適用「你連不進這個帳號、但有 sudo 權限」的情境——例如同事忘記密碼、也沒有原本的金鑰，但你可以代為加一把新的。貼上新公鑰（或用旁邊「本機產生新金鑰…」／「從 Key_Management 匯入…」帶入）後產生指令，一樣整段複製貼到 sudo 權限的 SSH 視窗執行。腳本會自動偵測該帳號的 home 目錄、清掉家目錄的 Synology ACL（原因同上）、檢查這把公鑰是否已經在 authorized_keys 裡（在就跳過不重複加），不會動到該帳號原本已有的其他金鑰。</w:t>
+      </w:r>
+    </w:p>
+    <w:p>
+      <w:pPr>
+        <w:pStyle w:val="ListParagraph"/>
+        <w:numPr>
+          <w:ilvl w:val="0"/>
+          <w:numId w:val="2"/>
+        </w:numPr>
+        <w:spacing w:after="60"/>
+      </w:pPr>
+      <w:r>
+        <w:t xml:space="preserve">金鑰輪替…（同樣從 git_devs 帳號清單開啟）：一次做完「加新金鑰、撤銷舊金鑰」。新公鑰欄位貼新的，舊公鑰欄位貼要撤銷的那把（留空就只加新的、不撤銷任何東西）。產生的指令會先把 authorized_keys 備份一份（檔名帶時間戳），加入新公鑰，若有填舊公鑰就把那一行從檔案移除，最後修好權限。這個功能不會連動 Key_Management 的金鑰名冊，舊金鑰要在 Key_Management 那邊自己標記封存或刪除。</w:t>
       </w:r>
     </w:p>
     <w:p>

--- a/NasGitConnector_說明書.docx
+++ b/NasGitConnector_說明書.docx
@@ -872,6 +872,60 @@
                 <w:bCs w:val="false"/>
               </w:rPr>
               <w:t xml:space="preserve">若留空則使用金鑰登入（ssh）；若填寫則改用 plink -pw 登入。可勾選「記住此身份的密碼」寫入本機登錄檔。</w:t>
+            </w:r>
+          </w:p>
+        </w:tc>
+      </w:tr>
+      <w:tr>
+        <w:tc>
+          <w:tcPr>
+            <w:tcW w:type="dxa" w:w="0"/>
+            <w:tcBorders>
+              <w:top w:val="single" w:color="CCCCCC" w:sz="1"/>
+              <w:left w:val="single" w:color="CCCCCC" w:sz="1"/>
+              <w:bottom w:val="single" w:color="CCCCCC" w:sz="1"/>
+              <w:right w:val="single" w:color="CCCCCC" w:sz="1"/>
+            </w:tcBorders>
+            <w:tcMar>
+              <w:top w:type="dxa" w:w="80"/>
+              <w:left w:type="dxa" w:w="120"/>
+              <w:bottom w:type="dxa" w:w="80"/>
+              <w:right w:type="dxa" w:w="120"/>
+            </w:tcMar>
+          </w:tcPr>
+          <w:p>
+            <w:r>
+              <w:rPr>
+                <w:b w:val="false"/>
+                <w:bCs w:val="false"/>
+              </w:rPr>
+              <w:t xml:space="preserve">私鑰檔案</w:t>
+            </w:r>
+          </w:p>
+        </w:tc>
+        <w:tc>
+          <w:tcPr>
+            <w:tcW w:type="dxa" w:w="0"/>
+            <w:tcBorders>
+              <w:top w:val="single" w:color="CCCCCC" w:sz="1"/>
+              <w:left w:val="single" w:color="CCCCCC" w:sz="1"/>
+              <w:bottom w:val="single" w:color="CCCCCC" w:sz="1"/>
+              <w:right w:val="single" w:color="CCCCCC" w:sz="1"/>
+            </w:tcBorders>
+            <w:tcMar>
+              <w:top w:type="dxa" w:w="80"/>
+              <w:left w:type="dxa" w:w="120"/>
+              <w:bottom w:type="dxa" w:w="80"/>
+              <w:right w:type="dxa" w:w="120"/>
+            </w:tcMar>
+          </w:tcPr>
+          <w:p>
+            <w:r>
+              <w:rPr>
+                <w:b w:val="false"/>
+                <w:bCs w:val="false"/>
+              </w:rPr>
+              <w:t xml:space="preserve">選填，可按「瀏覽…」挑選這個身份要用的私鑰檔（.pub 以外那個檔案）。留空＝沿用 SSH 預設解析（agent／~/.ssh/config／預設檔名如 id_ed25519），適合 kuoterry／Git_User1 這類本來就用得動的身份；填了之後每次連線都會明確帶 -i 指定這把，適合 git_devs 各帳號那種自訂檔名、SSH 找不到的金鑰，不用再自己手動去改 SSH config。跟身份一起存檔，換身份會自動帶出對應設定。</w:t>
             </w:r>
           </w:p>
         </w:tc>

--- a/NasGitConnector_說明書.docx
+++ b/NasGitConnector_說明書.docx
@@ -66,7 +66,7 @@
           <w:sz w:val="24"/>
           <w:szCs w:val="24"/>
         </w:rPr>
-        <w:t xml:space="preserve">版本：v2.3.1</w:t>
+        <w:t xml:space="preserve">版本：v2.4.1</w:t>
       </w:r>
     </w:p>
     <w:p>

--- a/NasGitConnector_說明書.docx
+++ b/NasGitConnector_說明書.docx
@@ -66,7 +66,7 @@
           <w:sz w:val="24"/>
           <w:szCs w:val="24"/>
         </w:rPr>
-        <w:t xml:space="preserve">版本：v2.4.1</w:t>
+        <w:t xml:space="preserve">版本：v2.4.2</w:t>
       </w:r>
     </w:p>
     <w:p>

--- a/NasGitConnector_說明書.docx
+++ b/NasGitConnector_說明書.docx
@@ -66,7 +66,7 @@
           <w:sz w:val="24"/>
           <w:szCs w:val="24"/>
         </w:rPr>
-        <w:t xml:space="preserve">版本：v2.4.2</w:t>
+        <w:t xml:space="preserve">版本：v2.4.3</w:t>
       </w:r>
     </w:p>
     <w:p>

--- a/NasGitConnector_說明書.docx
+++ b/NasGitConnector_說明書.docx
@@ -66,7 +66,7 @@
           <w:sz w:val="24"/>
           <w:szCs w:val="24"/>
         </w:rPr>
-        <w:t xml:space="preserve">版本：v2.4.3</w:t>
+        <w:t xml:space="preserve">版本：v2.4.4</w:t>
       </w:r>
     </w:p>
     <w:p>

--- a/NasGitConnector_說明書.docx
+++ b/NasGitConnector_說明書.docx
@@ -66,7 +66,7 @@
           <w:sz w:val="24"/>
           <w:szCs w:val="24"/>
         </w:rPr>
-        <w:t xml:space="preserve">版本：v2.4.4</w:t>
+        <w:t xml:space="preserve">版本：v2.4.5</w:t>
       </w:r>
     </w:p>
     <w:p>

--- a/NasGitConnector_說明書.docx
+++ b/NasGitConnector_說明書.docx
@@ -66,7 +66,7 @@
           <w:sz w:val="24"/>
           <w:szCs w:val="24"/>
         </w:rPr>
-        <w:t xml:space="preserve">版本：v2.4.5</w:t>
+        <w:t xml:space="preserve">版本：v2.4.6</w:t>
       </w:r>
     </w:p>
     <w:p>

--- a/NasGitConnector_說明書.docx
+++ b/NasGitConnector_說明書.docx
@@ -66,7 +66,7 @@
           <w:sz w:val="24"/>
           <w:szCs w:val="24"/>
         </w:rPr>
-        <w:t xml:space="preserve">版本：v2.4.6</w:t>
+        <w:t xml:space="preserve">版本：v2.4.7</w:t>
       </w:r>
     </w:p>
     <w:p>
@@ -2554,7 +2554,7 @@
         <w:spacing w:after="60"/>
       </w:pPr>
       <w:r>
-        <w:t xml:space="preserve">健康檢查：檢查 CI 引擎是否已升級（含 AUTO_POLICY_LOAD 自載入邏輯）、各倉庫 hook 是否套用、擁有群組是否正確為 git_devs、是否已設定 core.sharedRepository=group（避免多身份交錯 push 卡權限）；另外會掃描各庫是否有超過 5MB 的檔案，建議改用 Git LFS（僅提醒，不會自動處理）；也會逐一檢查 git_devs 每個成員 home 目錄的 Synology ACL，ACL 沒清乾淨的話 DSM 的 sshd 會整段無聲忽略該帳號的 authorized_keys、退回密碼登入且不會報錯，健檢會列出受影響帳號並附上修法指令（僅提醒，不會自動處理）。</w:t>
+        <w:t xml:space="preserve">健康檢查：檢查 CI 引擎是否已升級（含 AUTO_POLICY_LOAD 自載入邏輯）、各倉庫 hook 是否套用、擁有群組是否正確為 git_devs、是否已設定 core.sharedRepository=group（避免多身份交錯 push 卡權限）；另外會掃描各庫是否有超過 5MB 的檔案，建議改用 Git LFS（僅提醒，不會自動處理）；也會逐一檢查 git_devs 每個成員 home 目錄的 Synology ACL，ACL 沒清乾淨的話 DSM 的 sshd 會整段無聲忽略該帳號的 authorized_keys、退回密碼登入且不會報錯，健檢會列出受影響帳號並附上修法指令（僅提醒，不會自動處理）；也會掃描各庫裡有 .bat 檔卻沒有 .gitattributes 的 *.bat eol=crlf 保護的情況——這種倉庫若換一台 core.autocrlf 設定不同的機器 clone/pull，.bat 內的跨行 if/for 區塊可能整段解析錯亂（僅提醒，不會自動處理）。</w:t>
       </w:r>
     </w:p>
     <w:p>

--- a/NasGitConnector_說明書.docx
+++ b/NasGitConnector_說明書.docx
@@ -66,7 +66,7 @@
           <w:sz w:val="24"/>
           <w:szCs w:val="24"/>
         </w:rPr>
-        <w:t xml:space="preserve">版本：v2.4.7</w:t>
+        <w:t xml:space="preserve">版本：v2.5.0</w:t>
       </w:r>
     </w:p>
     <w:p>
@@ -989,6 +989,19 @@
       </w:pPr>
       <w:r>
         <w:t xml:space="preserve">綁定此電腦：把「本機電腦名稱」對應到目前選取的 Profile，之後在同一台電腦開啟工具會自動選用該身份。</w:t>
+      </w:r>
+    </w:p>
+    <w:p>
+      <w:pPr>
+        <w:pStyle w:val="ListParagraph"/>
+        <w:numPr>
+          <w:ilvl w:val="0"/>
+          <w:numId w:val="2"/>
+        </w:numPr>
+        <w:spacing w:after="60"/>
+      </w:pPr>
+      <w:r>
+        <w:t xml:space="preserve">☁ 同步跨機器設定：把身份設定（不含密碼、不含私鑰檔路徑，這兩者留在本機）同步到 NAS 上的共享檔案（config/profiles_sync.json），供家中／公司等多台電腦互相同步；同一份設定只要在任一台電腦新增/修改過，其他電腦按這顆按鈕就能拉回來，不用每台重複輸入一次。</w:t>
       </w:r>
     </w:p>
     <w:p>

--- a/NasGitConnector_說明書.docx
+++ b/NasGitConnector_說明書.docx
@@ -66,7 +66,7 @@
           <w:sz w:val="24"/>
           <w:szCs w:val="24"/>
         </w:rPr>
-        <w:t xml:space="preserve">版本：v2.5.0</w:t>
+        <w:t xml:space="preserve">版本：v2.5.1</w:t>
       </w:r>
     </w:p>
     <w:p>

--- a/NasGitConnector_說明書.docx
+++ b/NasGitConnector_說明書.docx
@@ -66,7 +66,7 @@
           <w:sz w:val="24"/>
           <w:szCs w:val="24"/>
         </w:rPr>
-        <w:t xml:space="preserve">版本：v2.5.1</w:t>
+        <w:t xml:space="preserve">版本：v2.5.2</w:t>
       </w:r>
     </w:p>
     <w:p>

--- a/NasGitConnector_說明書.docx
+++ b/NasGitConnector_說明書.docx
@@ -66,7 +66,7 @@
           <w:sz w:val="24"/>
           <w:szCs w:val="24"/>
         </w:rPr>
-        <w:t xml:space="preserve">版本：v2.5.2</w:t>
+        <w:t xml:space="preserve">版本：v2.6.0</w:t>
       </w:r>
     </w:p>
     <w:p>

--- a/NasGitConnector_說明書.docx
+++ b/NasGitConnector_說明書.docx
@@ -66,7 +66,7 @@
           <w:sz w:val="24"/>
           <w:szCs w:val="24"/>
         </w:rPr>
-        <w:t xml:space="preserve">版本：v2.6.0</w:t>
+        <w:t xml:space="preserve">版本：v2.6.1</w:t>
       </w:r>
     </w:p>
     <w:p>

--- a/NasGitConnector_說明書.docx
+++ b/NasGitConnector_說明書.docx
@@ -66,7 +66,7 @@
           <w:sz w:val="24"/>
           <w:szCs w:val="24"/>
         </w:rPr>
-        <w:t xml:space="preserve">版本：v2.6.1</w:t>
+        <w:t>版本：v2.7.0</w:t>
       </w:r>
     </w:p>
     <w:p>

--- a/NasGitConnector_說明書.docx
+++ b/NasGitConnector_說明書.docx
@@ -66,7 +66,7 @@
           <w:sz w:val="24"/>
           <w:szCs w:val="24"/>
         </w:rPr>
-        <w:t>版本：v2.7.0</w:t>
+        <w:t>版本：v2.8.0</w:t>
       </w:r>
     </w:p>
     <w:p>

--- a/NasGitConnector_說明書.docx
+++ b/NasGitConnector_說明書.docx
@@ -66,7 +66,7 @@
           <w:sz w:val="24"/>
           <w:szCs w:val="24"/>
         </w:rPr>
-        <w:t>版本：v2.8.0</w:t>
+        <w:t>版本：v2.9.0</w:t>
       </w:r>
     </w:p>
     <w:p>

--- a/NasGitConnector_說明書.docx
+++ b/NasGitConnector_說明書.docx
@@ -66,7 +66,7 @@
           <w:sz w:val="24"/>
           <w:szCs w:val="24"/>
         </w:rPr>
-        <w:t>版本：v2.9.0</w:t>
+        <w:t>版本：v2.9.1</w:t>
       </w:r>
     </w:p>
     <w:p>

--- a/NasGitConnector_說明書.docx
+++ b/NasGitConnector_說明書.docx
@@ -66,7 +66,7 @@
           <w:sz w:val="24"/>
           <w:szCs w:val="24"/>
         </w:rPr>
-        <w:t>版本：v2.9.1</w:t>
+        <w:t>版本：v2.10.0</w:t>
       </w:r>
     </w:p>
     <w:p>

--- a/NasGitConnector_說明書.docx
+++ b/NasGitConnector_說明書.docx
@@ -66,7 +66,7 @@
           <w:sz w:val="24"/>
           <w:szCs w:val="24"/>
         </w:rPr>
-        <w:t>版本：v2.10.0</w:t>
+        <w:t>版本：v2.11.0</w:t>
       </w:r>
     </w:p>
     <w:p>

--- a/NasGitConnector_說明書.docx
+++ b/NasGitConnector_說明書.docx
@@ -66,7 +66,7 @@
           <w:sz w:val="24"/>
           <w:szCs w:val="24"/>
         </w:rPr>
-        <w:t>版本：v2.11.0</w:t>
+        <w:t>版本：v2.12.0</w:t>
       </w:r>
     </w:p>
     <w:p>

--- a/NasGitConnector_說明書.docx
+++ b/NasGitConnector_說明書.docx
@@ -66,7 +66,7 @@
           <w:sz w:val="24"/>
           <w:szCs w:val="24"/>
         </w:rPr>
-        <w:t>版本：v2.12.0</w:t>
+        <w:t>版本：v2.12.1</w:t>
       </w:r>
     </w:p>
     <w:p>

--- a/NasGitConnector_說明書.docx
+++ b/NasGitConnector_說明書.docx
@@ -2619,20 +2619,20 @@
         <w:spacing w:after="60"/>
       </w:pPr>
       <w:r>
-        <w:t xml:space="preserve">幫選取帳號新增金鑰…（從 git_devs 帳號清單點選一個帳號後開啟）：適用「你連不進這個帳號、但有 sudo 權限」的情境——例如同事忘記密碼、也沒有原本的金鑰，但你可以代為加一把新的。貼上新公鑰（或用旁邊「本機產生新金鑰…」／「從 Key_Management 匯入…」帶入）後產生指令，一樣整段複製貼到 sudo 權限的 SSH 視窗執行。腳本會自動偵測該帳號的 home 目錄、清掉家目錄的 Synology ACL（原因同上）、檢查這把公鑰是否已經在 authorized_keys 裡（在就跳過不重複加），不會動到該帳號原本已有的其他金鑰。</w:t>
-      </w:r>
-    </w:p>
-    <w:p>
-      <w:pPr>
-        <w:pStyle w:val="ListParagraph"/>
-        <w:numPr>
-          <w:ilvl w:val="0"/>
-          <w:numId w:val="2"/>
-        </w:numPr>
-        <w:spacing w:after="60"/>
-      </w:pPr>
-      <w:r>
-        <w:t xml:space="preserve">金鑰輪替…（同樣從 git_devs 帳號清單開啟）：一次做完「加新金鑰、撤銷舊金鑰」。新公鑰欄位貼新的，舊公鑰欄位貼要撤銷的那把（留空就只加新的、不撤銷任何東西）。產生的指令會先把 authorized_keys 備份一份（檔名帶時間戳），加入新公鑰，若有填舊公鑰就把那一行從檔案移除，最後修好權限。這個功能不會連動 Key_Management 的金鑰名冊，舊金鑰要在 Key_Management 那邊自己標記封存或刪除。</w:t>
+        <w:t xml:space="preserve">幫選取帳號新增金鑰…（從 git_devs 帳號清單點選一個帳號後開啟）：適用「你連不進這個帳號、但有 sudo 權限」的情境——例如同事忘記密碼、也沒有原本的金鑰，但你可以代為加一把新的。貼上新公鑰（或用旁邊「本機產生新金鑰…」／「從 Key_Management 匯入…」帶入）後產生指令，一樣整段複製貼到 sudo 權限的 SSH 視窗執行。腳本會自動偵測該帳號的 home 目錄、清掉家目錄的 Synology ACL（原因同上）、檢查這把公鑰是否已經在 authorized_keys 裡（在就跳過不重複加），不會動到該帳號原本已有的其他金鑰。按下「產生設定指令」的當下，工具會在本機操作稽核紀錄留一筆，內容是帳號名稱與這把公鑰的 SHA256 指紋（公鑰本體不會被記進去）。狀態欄寫的是「腳本已產生，是否實際執行未知」——腳本是你自己貼到 SSH 視窗執行的，工具無從得知你到底有沒有執行，所以它記的是意圖，不是既成事實。這筆紀錄的用途是事後回答「這把授權金鑰當初是誰、什麼時候加的」：指紋可以直接跟 Key_Management 的金鑰名冊、以及它的 NAS 比對報表對起來。</w:t>
+      </w:r>
+    </w:p>
+    <w:p>
+      <w:pPr>
+        <w:pStyle w:val="ListParagraph"/>
+        <w:numPr>
+          <w:ilvl w:val="0"/>
+          <w:numId w:val="2"/>
+        </w:numPr>
+        <w:spacing w:after="60"/>
+      </w:pPr>
+      <w:r>
+        <w:t xml:space="preserve">金鑰輪替…（同樣從 git_devs 帳號清單開啟）：一次做完「加新金鑰、撤銷舊金鑰」。新公鑰欄位貼新的，舊公鑰欄位貼要撤銷的那把（留空就只加新的、不撤銷任何東西）。產生的指令會先把 authorized_keys 備份一份（檔名帶時間戳），加入新公鑰，若有填舊公鑰就把那一行從檔案移除，最後修好權限。這個功能不會連動 Key_Management 的金鑰名冊，舊金鑰要在 Key_Management 那邊自己標記封存或刪除。補充一點：Key_Management 的名冊狀態只有「active」與「missing」兩種，沒有「已輪替」這個值，而且每次掃描都會把掃得到的金鑰寫回 active，所以直接去改名冊檔沒有用；要讓一把舊金鑰退役，得用 Key_Management 的「封存（安全刪除）」把金鑰檔本身搬進封存區，下次掃描才會翻成 missing 並留下歷史事件。按下「產生設定指令」時，本機操作稽核紀錄會留一筆，新舊兩把公鑰的 SHA256 指紋都會記進去（新增與撤銷分開標示），狀態同樣是「腳本已產生，是否實際執行未知」。</w:t>
       </w:r>
     </w:p>
     <w:p>
@@ -2731,7 +2731,7 @@
         <w:spacing w:after="60"/>
       </w:pPr>
       <w:r>
-        <w:t xml:space="preserve">本機操作稽核紀錄：這套工具本身在本機做過的刪除倉庫／重新命名／砍 tag／砍 SSH 金鑰／GC／批次清封存等破壞性動作紀錄，以及設定 CI 政策／編輯描述／分支保護／Telegram 通知設定／離站備份目的地等會改動伺服器設定的動作紀錄，存在本機 ~/.nas_git_connector/audit.log（NAS 端只留得住 push 記錄，不會記這些管理動作）。Telegram Bot Token 本身不會被記錄，只會記錄「有沒有設定」。</w:t>
+        <w:t xml:space="preserve">本機操作稽核紀錄：這套工具本身在本機做過的刪除倉庫／重新命名／砍 tag／砍 SSH 金鑰／GC／批次清封存等破壞性動作紀錄，以及設定 CI 政策／編輯描述／分支保護／Telegram 通知設定／離站備份目的地等會改動伺服器設定的動作紀錄，存在本機 ~/.nas_git_connector/audit.log（NAS 端只留得住 push 記錄，不會記這些管理動作）。Telegram Bot Token 本身不會被記錄，只會記錄「有沒有設定」。另外，「幫選取帳號新增金鑰…」與「金鑰輪替…」在產生腳本時也各會記一筆（帳號＋公鑰 SHA256 指紋）。這兩個功能只產生腳本、由你自己貼到 SSH 視窗執行，不經工具本身，所以這類紀錄的狀態一律標成「腳本已產生，是否實際執行未知」——把它寫成「已新增金鑰」會讓稽核紀錄說謊，而這個檔案的價值完全建立在寫進去的都是真的。在這個紀錄存在之前，透過那兩條路加上去的金鑰在本機是完全沒有痕跡的，事後翻到一把不認識的授權金鑰時，沒有任何資料能判斷撤掉它安不安全。</w:t>
       </w:r>
     </w:p>
     <w:p>

--- a/NasGitConnector_說明書.docx
+++ b/NasGitConnector_說明書.docx
@@ -66,7 +66,7 @@
           <w:sz w:val="24"/>
           <w:szCs w:val="24"/>
         </w:rPr>
-        <w:t>版本：v2.12.1</w:t>
+        <w:t>版本：v2.12.2</w:t>
       </w:r>
     </w:p>
     <w:p>
@@ -2593,20 +2593,20 @@
         <w:spacing w:after="60"/>
       </w:pPr>
       <w:r>
-        <w:t xml:space="preserve">新增 git_devs 帳號…：填入帳號名稱、描述、Email（可留空）與該帳號要用來 push 的 SSH 公鑰。旁邊有顆「本機產生新金鑰…」鈕，可以直接在這台機器上跑 ssh-keygen 產生新的金鑰對（私鑰留在本機 ~/.ssh/，只把公鑰內容自動帶進表單），不用再另外開終端機手動產生、複製貼上；若這個帳號要給別人用，產生完後私鑰仍需自行安全交接給對方。填完後工具會先唯讀查詢 git_devs 目前的成員名單與帳號是否已存在，接著自動產生一組隨機密碼（存到本機 ~/.nas_git_connector/git_devs_credentials.log，明碼保存，請自行妥善保護此檔案），組出完整的 synouser／synogroup／SSH 金鑰設定／權限同步指令。這套工具沒有免密碼 sudo，不會自動執行，指令會顯示在視窗中，需自行整段複製貼到一個有 sudo 權限的 SSH 視窗、一次執行到底——全程只有最開頭的 sudo -v 會問你自己的登入密碼，其餘全自動，不用分段貼、不用手動改任何一行。指令內 synogroup --member 那步是「整批覆蓋」不是「附加」，工具已把查到的既有成員都列進指令裡，執行完會自動回讀名單核對，只要有人被踢出就會印出 ‼️ 警告提醒立刻處理。設定 SSH 金鑰登入那步還會先清掉家目錄本身的 Synology ACL（sudo synoacltool -del＋chmod 700），因為 DSM 的 sshd 會另外檢查家目錄的 ACL，不清乾淨的話就算金鑰內容完全正確，也會整段無聲忽略 authorized_keys、退回密碼登入，畫面上不會有任何錯誤訊息。</w:t>
-      </w:r>
-    </w:p>
-    <w:p>
-      <w:pPr>
-        <w:pStyle w:val="ListParagraph"/>
-        <w:numPr>
-          <w:ilvl w:val="0"/>
-          <w:numId w:val="2"/>
-        </w:numPr>
-        <w:spacing w:after="60"/>
-      </w:pPr>
-      <w:r>
-        <w:t xml:space="preserve">git_devs 帳號清單…：唯讀列出目前 git_devs 群組所有成員（含 uid、home 目錄、authorized_keys 金鑰數），不用再手動 SSH 上去查 /etc/group。清單裡選一個帳號可按「移除選取帳號…」，做法比照新增：唯讀查詢現況、產生移除指令（不自動執行），synogroup --member 執行完一樣會自動回讀名單核對、有異常就大聲警告。預設只把帳號踢出 git_devs（收回 push 權限，帳號本身還在、比較容易復原），可另外勾選「同時刪除 DSM 帳號本身」徹底刪除（不可逆）；未勾選的情況下該帳號仍可用同一把 SSH 金鑰登入 NAS shell，只是不能再 push 任何 repo。</w:t>
+        <w:t xml:space="preserve">新增 git_devs 帳號…：填入帳號名稱、描述、Email（可留空）與該帳號要用來 push 的 SSH 公鑰。旁邊有顆「本機產生新金鑰…」鈕，可以直接在這台機器上跑 ssh-keygen 產生新的金鑰對（私鑰留在本機 ~/.ssh/，只把公鑰內容自動帶進表單），不用再另外開終端機手動產生、複製貼上；若這個帳號要給別人用，產生完後私鑰仍需自行安全交接給對方。填完後工具會先唯讀查詢 git_devs 目前的成員名單與帳號是否已存在，接著自動產生一組隨機密碼（存到本機 ~/.nas_git_connector/git_devs_credentials.log，明碼保存，請自行妥善保護此檔案），組出完整的 synouser／synogroup／SSH 金鑰設定／權限同步指令。這套工具沒有免密碼 sudo，不會自動執行，指令會顯示在視窗中，需自行整段複製貼到一個有 sudo 權限的 SSH 視窗、一次執行到底——全程只有最開頭的 sudo -v 會問你自己的登入密碼，其餘全自動，不用分段貼、不用手動改任何一行。指令內 synogroup --member 那步是「整批覆蓋」不是「附加」，工具已把查到的既有成員都列進指令裡，執行完會自動回讀名單核對，只要有人被踢出就會印出 ‼️ 警告提醒立刻處理。設定 SSH 金鑰登入那步還會先清掉家目錄本身的 Synology ACL（sudo synoacltool -del＋chmod 700），因為 DSM 的 sshd 會另外檢查家目錄的 ACL，不清乾淨的話就算金鑰內容完全正確，也會整段無聲忽略 authorized_keys、退回密碼登入，畫面上不會有任何錯誤訊息。產生指令的同時，本機操作稽核紀錄會留一筆：帳號名稱、這把公鑰的 SHA256 指紋、該帳號原本是否已存在、以及加入後的 git_devs 成員名單。密碼不會記進稽核（它已經另外留底在 git_devs_credentials.log，同一份機密沒必要複製到第二個檔案）。狀態欄一律是「腳本已產生，是否實際執行未知」——指令是你自己貼到 SSH 視窗執行的，工具無從得知你到底有沒有執行。</w:t>
+      </w:r>
+    </w:p>
+    <w:p>
+      <w:pPr>
+        <w:pStyle w:val="ListParagraph"/>
+        <w:numPr>
+          <w:ilvl w:val="0"/>
+          <w:numId w:val="2"/>
+        </w:numPr>
+        <w:spacing w:after="60"/>
+      </w:pPr>
+      <w:r>
+        <w:t xml:space="preserve">git_devs 帳號清單…：唯讀列出目前 git_devs 群組所有成員（含 uid、home 目錄、authorized_keys 金鑰數），不用再手動 SSH 上去查 /etc/group。清單裡選一個帳號可按「移除選取帳號…」，做法比照新增：唯讀查詢現況、產生移除指令（不自動執行），synogroup --member 執行完一樣會自動回讀名單核對、有異常就大聲警告。預設只把帳號踢出 git_devs（收回 push 權限，帳號本身還在、比較容易復原），可另外勾選「同時刪除 DSM 帳號本身」徹底刪除（不可逆）；未勾選的情況下該帳號仍可用同一把 SSH 金鑰登入 NAS shell，只是不能再 push 任何 repo。產生移除指令時同樣會在本機操作稽核紀錄留一筆，記的是帳號名稱、有沒有勾「同時刪除 DSM 帳號本身」、以及移除後剩下的 git_devs 成員名單——勾了那格是不可逆的，這是這條路上最該留下紀錄的一件事。狀態同樣標成「腳本已產生，是否實際執行未知」。</w:t>
       </w:r>
     </w:p>
     <w:p>
@@ -2731,7 +2731,7 @@
         <w:spacing w:after="60"/>
       </w:pPr>
       <w:r>
-        <w:t xml:space="preserve">本機操作稽核紀錄：這套工具本身在本機做過的刪除倉庫／重新命名／砍 tag／砍 SSH 金鑰／GC／批次清封存等破壞性動作紀錄，以及設定 CI 政策／編輯描述／分支保護／Telegram 通知設定／離站備份目的地等會改動伺服器設定的動作紀錄，存在本機 ~/.nas_git_connector/audit.log（NAS 端只留得住 push 記錄，不會記這些管理動作）。Telegram Bot Token 本身不會被記錄，只會記錄「有沒有設定」。另外，「幫選取帳號新增金鑰…」與「金鑰輪替…」在產生腳本時也各會記一筆（帳號＋公鑰 SHA256 指紋）。這兩個功能只產生腳本、由你自己貼到 SSH 視窗執行，不經工具本身，所以這類紀錄的狀態一律標成「腳本已產生，是否實際執行未知」——把它寫成「已新增金鑰」會讓稽核紀錄說謊，而這個檔案的價值完全建立在寫進去的都是真的。在這個紀錄存在之前，透過那兩條路加上去的金鑰在本機是完全沒有痕跡的，事後翻到一把不認識的授權金鑰時，沒有任何資料能判斷撤掉它安不安全。</w:t>
+        <w:t xml:space="preserve">本機操作稽核紀錄：這套工具本身在本機做過的刪除倉庫／重新命名／砍 tag／砍 SSH 金鑰／GC／批次清封存等破壞性動作紀錄，以及設定 CI 政策／編輯描述／分支保護／Telegram 通知設定／離站備份目的地等會改動伺服器設定的動作紀錄，存在本機 ~/.nas_git_connector/audit.log（NAS 端只留得住 push 記錄，不會記這些管理動作）。Telegram Bot Token 本身不會被記錄，只會記錄「有沒有設定」。另外，四個「只產生指令、不自動執行」的帳號管理功能——「新增 git_devs 帳號…」「移除選取帳號…」「幫選取帳號新增金鑰…」「金鑰輪替…」——在產生腳本時也各會記一筆：有動到金鑰的記公鑰 SHA256 指紋，只動權限的記移除後的成員名單與有沒有連 DSM 帳號一起刪。這四個功能都是由你自己把指令貼到 SSH 視窗執行，不經工具本身，所以這類紀錄的狀態一律標成「腳本已產生，是否實際執行未知」——把它寫成「已新增金鑰」會讓稽核紀錄說謊，而這個檔案的價值完全建立在寫進去的都是真的。在這個紀錄存在之前，透過這幾條路動過的金鑰與權限在本機是完全沒有痕跡的，事後翻到一把不認識的授權金鑰時，沒有任何資料能判斷撤掉它安不安全。</w:t>
       </w:r>
     </w:p>
     <w:p>

--- a/NasGitConnector_說明書.docx
+++ b/NasGitConnector_說明書.docx
@@ -66,7 +66,7 @@
           <w:sz w:val="24"/>
           <w:szCs w:val="24"/>
         </w:rPr>
-        <w:t>版本：v2.12.2</w:t>
+        <w:t>版本：v2.12.3</w:t>
       </w:r>
     </w:p>
     <w:p>

--- a/NasGitConnector_說明書.docx
+++ b/NasGitConnector_說明書.docx
@@ -66,7 +66,7 @@
           <w:sz w:val="24"/>
           <w:szCs w:val="24"/>
         </w:rPr>
-        <w:t>版本：v2.12.3</w:t>
+        <w:t>版本：v2.13.0</w:t>
       </w:r>
     </w:p>
     <w:p>

--- a/NasGitConnector_說明書.docx
+++ b/NasGitConnector_說明書.docx
@@ -66,7 +66,7 @@
           <w:sz w:val="24"/>
           <w:szCs w:val="24"/>
         </w:rPr>
-        <w:t>版本：v2.13.0</w:t>
+        <w:t>版本：v2.14.0</w:t>
       </w:r>
     </w:p>
     <w:p>
